--- a/Luồng hoạt động của web.docx
+++ b/Luồng hoạt động của web.docx
@@ -14,28 +14,22 @@
           <w:b/>
           <w:bCs/>
         </w:rPr>
-        <w:t>1️</w:t>
-      </w:r>
-      <w:r>
-        <w:rPr>
-          <w:rFonts w:ascii="Segoe UI Symbol" w:hAnsi="Segoe UI Symbol" w:cs="Segoe UI Symbol"/>
-          <w:b/>
-          <w:bCs/>
-        </w:rPr>
-        <w:t>⃣</w:t>
-      </w:r>
-      <w:r>
-        <w:rPr>
-          <w:b/>
-          <w:bCs/>
-        </w:rPr>
-        <w:t xml:space="preserve"> Các </w:t>
-      </w:r>
-      <w:proofErr w:type="spellStart"/>
-      <w:r>
-        <w:rPr>
-          <w:b/>
-          <w:bCs/>
+        <w:t xml:space="preserve"> </w:t>
+      </w:r>
+      <w:r>
+        <w:rPr>
+          <w:b/>
+          <w:bCs/>
+          <w:color w:val="EE0000"/>
+        </w:rPr>
+        <w:t xml:space="preserve">Các </w:t>
+      </w:r>
+      <w:proofErr w:type="spellStart"/>
+      <w:r>
+        <w:rPr>
+          <w:b/>
+          <w:bCs/>
+          <w:color w:val="EE0000"/>
         </w:rPr>
         <w:t>vai</w:t>
       </w:r>
@@ -44,14 +38,16 @@
         <w:rPr>
           <w:b/>
           <w:bCs/>
-        </w:rPr>
-        <w:t xml:space="preserve"> </w:t>
-      </w:r>
-      <w:proofErr w:type="spellStart"/>
-      <w:r>
-        <w:rPr>
-          <w:b/>
-          <w:bCs/>
+          <w:color w:val="EE0000"/>
+        </w:rPr>
+        <w:t xml:space="preserve"> </w:t>
+      </w:r>
+      <w:proofErr w:type="spellStart"/>
+      <w:r>
+        <w:rPr>
+          <w:b/>
+          <w:bCs/>
+          <w:color w:val="EE0000"/>
         </w:rPr>
         <w:t>trò</w:t>
       </w:r>
@@ -60,6 +56,7 @@
         <w:rPr>
           <w:b/>
           <w:bCs/>
+          <w:color w:val="EE0000"/>
         </w:rPr>
         <w:t xml:space="preserve"> (Role)</w:t>
       </w:r>
@@ -240,7 +237,7 @@
     <w:p>
       <w:r>
         <w:pict w14:anchorId="526C1487">
-          <v:rect id="_x0000_i1109" style="width:0;height:1.5pt" o:hralign="center" o:hrstd="t" o:hr="t" fillcolor="#a0a0a0" stroked="f"/>
+          <v:rect id="_x0000_i1025" style="width:0;height:1.5pt" o:hralign="center" o:hrstd="t" o:hr="t" fillcolor="#a0a0a0" stroked="f"/>
         </w:pict>
       </w:r>
     </w:p>
@@ -249,35 +246,15 @@
         <w:rPr>
           <w:b/>
           <w:bCs/>
-        </w:rPr>
-      </w:pPr>
-      <w:r>
-        <w:rPr>
-          <w:b/>
-          <w:bCs/>
-        </w:rPr>
-        <w:t>2️</w:t>
-      </w:r>
-      <w:r>
-        <w:rPr>
-          <w:rFonts w:ascii="Segoe UI Symbol" w:hAnsi="Segoe UI Symbol" w:cs="Segoe UI Symbol"/>
-          <w:b/>
-          <w:bCs/>
-        </w:rPr>
-        <w:t>⃣</w:t>
-      </w:r>
-      <w:r>
-        <w:rPr>
-          <w:b/>
-          <w:bCs/>
-        </w:rPr>
-        <w:t xml:space="preserve"> </w:t>
-      </w:r>
-      <w:proofErr w:type="spellStart"/>
-      <w:r>
-        <w:rPr>
-          <w:b/>
-          <w:bCs/>
+          <w:color w:val="EE0000"/>
+        </w:rPr>
+      </w:pPr>
+      <w:proofErr w:type="spellStart"/>
+      <w:r>
+        <w:rPr>
+          <w:b/>
+          <w:bCs/>
+          <w:color w:val="EE0000"/>
         </w:rPr>
         <w:t>Luồng</w:t>
       </w:r>
@@ -286,14 +263,16 @@
         <w:rPr>
           <w:b/>
           <w:bCs/>
-        </w:rPr>
-        <w:t xml:space="preserve"> </w:t>
-      </w:r>
-      <w:proofErr w:type="spellStart"/>
-      <w:r>
-        <w:rPr>
-          <w:b/>
-          <w:bCs/>
+          <w:color w:val="EE0000"/>
+        </w:rPr>
+        <w:t xml:space="preserve"> </w:t>
+      </w:r>
+      <w:proofErr w:type="spellStart"/>
+      <w:r>
+        <w:rPr>
+          <w:b/>
+          <w:bCs/>
+          <w:color w:val="EE0000"/>
         </w:rPr>
         <w:t>tổng</w:t>
       </w:r>
@@ -302,14 +281,16 @@
         <w:rPr>
           <w:b/>
           <w:bCs/>
-        </w:rPr>
-        <w:t xml:space="preserve"> </w:t>
-      </w:r>
-      <w:proofErr w:type="spellStart"/>
-      <w:r>
-        <w:rPr>
-          <w:b/>
-          <w:bCs/>
+          <w:color w:val="EE0000"/>
+        </w:rPr>
+        <w:t xml:space="preserve"> </w:t>
+      </w:r>
+      <w:proofErr w:type="spellStart"/>
+      <w:r>
+        <w:rPr>
+          <w:b/>
+          <w:bCs/>
+          <w:color w:val="EE0000"/>
         </w:rPr>
         <w:t>thể</w:t>
       </w:r>
@@ -318,14 +299,16 @@
         <w:rPr>
           <w:b/>
           <w:bCs/>
-        </w:rPr>
-        <w:t xml:space="preserve"> </w:t>
-      </w:r>
-      <w:proofErr w:type="spellStart"/>
-      <w:r>
-        <w:rPr>
-          <w:b/>
-          <w:bCs/>
+          <w:color w:val="EE0000"/>
+        </w:rPr>
+        <w:t xml:space="preserve"> </w:t>
+      </w:r>
+      <w:proofErr w:type="spellStart"/>
+      <w:r>
+        <w:rPr>
+          <w:b/>
+          <w:bCs/>
+          <w:color w:val="EE0000"/>
         </w:rPr>
         <w:t>của</w:t>
       </w:r>
@@ -334,14 +317,16 @@
         <w:rPr>
           <w:b/>
           <w:bCs/>
-        </w:rPr>
-        <w:t xml:space="preserve"> </w:t>
-      </w:r>
-      <w:proofErr w:type="spellStart"/>
-      <w:r>
-        <w:rPr>
-          <w:b/>
-          <w:bCs/>
+          <w:color w:val="EE0000"/>
+        </w:rPr>
+        <w:t xml:space="preserve"> </w:t>
+      </w:r>
+      <w:proofErr w:type="spellStart"/>
+      <w:r>
+        <w:rPr>
+          <w:b/>
+          <w:bCs/>
+          <w:color w:val="EE0000"/>
         </w:rPr>
         <w:t>hệ</w:t>
       </w:r>
@@ -350,14 +335,16 @@
         <w:rPr>
           <w:b/>
           <w:bCs/>
-        </w:rPr>
-        <w:t xml:space="preserve"> </w:t>
-      </w:r>
-      <w:proofErr w:type="spellStart"/>
-      <w:r>
-        <w:rPr>
-          <w:b/>
-          <w:bCs/>
+          <w:color w:val="EE0000"/>
+        </w:rPr>
+        <w:t xml:space="preserve"> </w:t>
+      </w:r>
+      <w:proofErr w:type="spellStart"/>
+      <w:r>
+        <w:rPr>
+          <w:b/>
+          <w:bCs/>
+          <w:color w:val="EE0000"/>
         </w:rPr>
         <w:t>thống</w:t>
       </w:r>
@@ -372,18 +359,10 @@
       </w:pPr>
       <w:r>
         <w:rPr>
-          <w:rFonts w:ascii="Segoe UI Emoji" w:hAnsi="Segoe UI Emoji" w:cs="Segoe UI Emoji"/>
-          <w:b/>
-          <w:bCs/>
-        </w:rPr>
-        <w:t>🔐</w:t>
-      </w:r>
-      <w:r>
-        <w:rPr>
-          <w:b/>
-          <w:bCs/>
-        </w:rPr>
-        <w:t xml:space="preserve"> BƯỚC 1: </w:t>
+          <w:b/>
+          <w:bCs/>
+        </w:rPr>
+        <w:t xml:space="preserve"> </w:t>
       </w:r>
       <w:proofErr w:type="spellStart"/>
       <w:r>
@@ -451,7 +430,13 @@
       </w:r>
       <w:proofErr w:type="spellEnd"/>
       <w:r>
-        <w:t xml:space="preserve"> username + password</w:t>
+        <w:t xml:space="preserve"> </w:t>
+      </w:r>
+      <w:r>
+        <w:t>email</w:t>
+      </w:r>
+      <w:r>
+        <w:t xml:space="preserve"> + password</w:t>
       </w:r>
     </w:p>
     <w:p>
@@ -582,7 +567,7 @@
     <w:p>
       <w:r>
         <w:pict w14:anchorId="175C6ADE">
-          <v:rect id="_x0000_i1110" style="width:0;height:1.5pt" o:hralign="center" o:hrstd="t" o:hr="t" fillcolor="#a0a0a0" stroked="f"/>
+          <v:rect id="_x0000_i1026" style="width:0;height:1.5pt" o:hralign="center" o:hrstd="t" o:hr="t" fillcolor="#a0a0a0" stroked="f"/>
         </w:pict>
       </w:r>
     </w:p>
@@ -591,37 +576,16 @@
         <w:rPr>
           <w:b/>
           <w:bCs/>
-        </w:rPr>
-      </w:pPr>
-      <w:r>
-        <w:rPr>
-          <w:rFonts w:ascii="Segoe UI Emoji" w:hAnsi="Segoe UI Emoji" w:cs="Segoe UI Emoji"/>
-          <w:b/>
-          <w:bCs/>
-        </w:rPr>
-        <w:t>👨</w:t>
-      </w:r>
-      <w:r>
-        <w:rPr>
-          <w:b/>
-          <w:bCs/>
-        </w:rPr>
-        <w:t>‍</w:t>
-      </w:r>
-      <w:r>
-        <w:rPr>
-          <w:rFonts w:ascii="Segoe UI Emoji" w:hAnsi="Segoe UI Emoji" w:cs="Segoe UI Emoji"/>
-          <w:b/>
-          <w:bCs/>
-        </w:rPr>
-        <w:t>🎓</w:t>
-      </w:r>
-      <w:r>
-        <w:rPr>
-          <w:b/>
-          <w:bCs/>
-        </w:rPr>
-        <w:t xml:space="preserve"> LUỒNG SINH VIÊN</w:t>
+          <w:color w:val="EE0000"/>
+        </w:rPr>
+      </w:pPr>
+      <w:r>
+        <w:rPr>
+          <w:b/>
+          <w:bCs/>
+          <w:color w:val="EE0000"/>
+        </w:rPr>
+        <w:t>LUỒNG SINH VIÊN</w:t>
       </w:r>
     </w:p>
     <w:p>
@@ -733,6 +697,22 @@
       </w:r>
       <w:proofErr w:type="spellEnd"/>
       <w:r>
+        <w:t xml:space="preserve"> 1 </w:t>
+      </w:r>
+      <w:proofErr w:type="spellStart"/>
+      <w:r>
+        <w:t>bảng</w:t>
+      </w:r>
+      <w:proofErr w:type="spellEnd"/>
+      <w:r>
+        <w:t xml:space="preserve"> </w:t>
+      </w:r>
+      <w:proofErr w:type="spellStart"/>
+      <w:r>
+        <w:t>gồm</w:t>
+      </w:r>
+      <w:proofErr w:type="spellEnd"/>
+      <w:r>
         <w:t>:</w:t>
       </w:r>
     </w:p>
@@ -745,7 +725,7 @@
       </w:pPr>
       <w:proofErr w:type="spellStart"/>
       <w:r>
-        <w:t>Tên</w:t>
+        <w:t>Mã</w:t>
       </w:r>
       <w:proofErr w:type="spellEnd"/>
       <w:r>
@@ -774,15 +754,23 @@
       </w:pPr>
       <w:proofErr w:type="spellStart"/>
       <w:r>
-        <w:t>Mô</w:t>
-      </w:r>
-      <w:proofErr w:type="spellEnd"/>
-      <w:r>
-        <w:t xml:space="preserve"> </w:t>
-      </w:r>
-      <w:proofErr w:type="spellStart"/>
-      <w:r>
-        <w:t>tả</w:t>
+        <w:t>Tên</w:t>
+      </w:r>
+      <w:proofErr w:type="spellEnd"/>
+      <w:r>
+        <w:t xml:space="preserve"> </w:t>
+      </w:r>
+      <w:proofErr w:type="spellStart"/>
+      <w:r>
+        <w:t>đề</w:t>
+      </w:r>
+      <w:proofErr w:type="spellEnd"/>
+      <w:r>
+        <w:t xml:space="preserve"> </w:t>
+      </w:r>
+      <w:proofErr w:type="spellStart"/>
+      <w:r>
+        <w:t>tài</w:t>
       </w:r>
       <w:proofErr w:type="spellEnd"/>
     </w:p>
@@ -795,33 +783,74 @@
       </w:pPr>
       <w:proofErr w:type="spellStart"/>
       <w:r>
-        <w:t>Giảng</w:t>
-      </w:r>
-      <w:proofErr w:type="spellEnd"/>
-      <w:r>
-        <w:t xml:space="preserve"> </w:t>
-      </w:r>
-      <w:proofErr w:type="spellStart"/>
-      <w:r>
-        <w:t>viên</w:t>
-      </w:r>
-      <w:proofErr w:type="spellEnd"/>
-      <w:r>
-        <w:t xml:space="preserve"> </w:t>
-      </w:r>
-      <w:proofErr w:type="spellStart"/>
-      <w:r>
-        <w:t>hướng</w:t>
-      </w:r>
-      <w:proofErr w:type="spellEnd"/>
-      <w:r>
-        <w:t xml:space="preserve"> </w:t>
-      </w:r>
-      <w:proofErr w:type="spellStart"/>
-      <w:r>
-        <w:t>dẫn</w:t>
-      </w:r>
-      <w:proofErr w:type="spellEnd"/>
+        <w:t>Trạng</w:t>
+      </w:r>
+      <w:proofErr w:type="spellEnd"/>
+      <w:r>
+        <w:t xml:space="preserve"> </w:t>
+      </w:r>
+      <w:proofErr w:type="spellStart"/>
+      <w:r>
+        <w:t>thái</w:t>
+      </w:r>
+      <w:proofErr w:type="spellEnd"/>
+      <w:r>
+        <w:t>:</w:t>
+      </w:r>
+    </w:p>
+    <w:p>
+      <w:pPr>
+        <w:numPr>
+          <w:ilvl w:val="2"/>
+          <w:numId w:val="3"/>
+        </w:numPr>
+      </w:pPr>
+      <w:r>
+        <w:t>Still Receiving (</w:t>
+      </w:r>
+      <w:proofErr w:type="spellStart"/>
+      <w:r>
+        <w:t>còn</w:t>
+      </w:r>
+      <w:proofErr w:type="spellEnd"/>
+      <w:r>
+        <w:t xml:space="preserve"> </w:t>
+      </w:r>
+      <w:proofErr w:type="spellStart"/>
+      <w:r>
+        <w:t>nhận</w:t>
+      </w:r>
+      <w:proofErr w:type="spellEnd"/>
+      <w:r>
+        <w:t xml:space="preserve"> SV)</w:t>
+      </w:r>
+    </w:p>
+    <w:p>
+      <w:pPr>
+        <w:numPr>
+          <w:ilvl w:val="2"/>
+          <w:numId w:val="3"/>
+        </w:numPr>
+      </w:pPr>
+      <w:r>
+        <w:t>Received (</w:t>
+      </w:r>
+      <w:proofErr w:type="spellStart"/>
+      <w:r>
+        <w:t>đã</w:t>
+      </w:r>
+      <w:proofErr w:type="spellEnd"/>
+      <w:r>
+        <w:t xml:space="preserve"> </w:t>
+      </w:r>
+      <w:proofErr w:type="spellStart"/>
+      <w:r>
+        <w:t>đủ</w:t>
+      </w:r>
+      <w:proofErr w:type="spellEnd"/>
+      <w:r>
+        <w:t>)</w:t>
+      </w:r>
     </w:p>
     <w:p>
       <w:pPr>
@@ -832,20 +861,33 @@
       </w:pPr>
       <w:proofErr w:type="spellStart"/>
       <w:r>
-        <w:t>Trạng</w:t>
-      </w:r>
-      <w:proofErr w:type="spellEnd"/>
-      <w:r>
-        <w:t xml:space="preserve"> </w:t>
-      </w:r>
-      <w:proofErr w:type="spellStart"/>
-      <w:r>
-        <w:t>thái</w:t>
-      </w:r>
-      <w:proofErr w:type="spellEnd"/>
-      <w:r>
-        <w:t>:</w:t>
-      </w:r>
+        <w:t>Đăng</w:t>
+      </w:r>
+      <w:proofErr w:type="spellEnd"/>
+      <w:r>
+        <w:t xml:space="preserve"> </w:t>
+      </w:r>
+      <w:proofErr w:type="spellStart"/>
+      <w:r>
+        <w:t>kí</w:t>
+      </w:r>
+      <w:proofErr w:type="spellEnd"/>
+      <w:r>
+        <w:t xml:space="preserve"> </w:t>
+      </w:r>
+      <w:proofErr w:type="spellStart"/>
+      <w:r>
+        <w:t>đề</w:t>
+      </w:r>
+      <w:proofErr w:type="spellEnd"/>
+      <w:r>
+        <w:t xml:space="preserve"> </w:t>
+      </w:r>
+      <w:proofErr w:type="spellStart"/>
+      <w:r>
+        <w:t>tài</w:t>
+      </w:r>
+      <w:proofErr w:type="spellEnd"/>
     </w:p>
     <w:p>
       <w:pPr>
@@ -854,24 +896,20 @@
           <w:numId w:val="3"/>
         </w:numPr>
       </w:pPr>
-      <w:r>
-        <w:t>Still Receiving (</w:t>
-      </w:r>
-      <w:proofErr w:type="spellStart"/>
-      <w:r>
-        <w:t>còn</w:t>
-      </w:r>
-      <w:proofErr w:type="spellEnd"/>
-      <w:r>
-        <w:t xml:space="preserve"> </w:t>
-      </w:r>
-      <w:proofErr w:type="spellStart"/>
-      <w:r>
-        <w:t>nhận</w:t>
-      </w:r>
-      <w:proofErr w:type="spellEnd"/>
-      <w:r>
-        <w:t xml:space="preserve"> SV)</w:t>
+      <w:proofErr w:type="spellStart"/>
+      <w:r>
+        <w:t>Nhấn</w:t>
+      </w:r>
+      <w:proofErr w:type="spellEnd"/>
+      <w:r>
+        <w:t xml:space="preserve"> </w:t>
+      </w:r>
+      <w:r>
+        <w:rPr>
+          <w:b/>
+          <w:bCs/>
+        </w:rPr>
+        <w:t>Register</w:t>
       </w:r>
     </w:p>
     <w:p>
@@ -881,8 +919,104 @@
           <w:numId w:val="3"/>
         </w:numPr>
       </w:pPr>
-      <w:r>
-        <w:t>Received (</w:t>
+      <w:proofErr w:type="spellStart"/>
+      <w:r>
+        <w:t>Hệ</w:t>
+      </w:r>
+      <w:proofErr w:type="spellEnd"/>
+      <w:r>
+        <w:t xml:space="preserve"> </w:t>
+      </w:r>
+      <w:proofErr w:type="spellStart"/>
+      <w:r>
+        <w:t>thống</w:t>
+      </w:r>
+      <w:proofErr w:type="spellEnd"/>
+      <w:r>
+        <w:t xml:space="preserve"> </w:t>
+      </w:r>
+      <w:proofErr w:type="spellStart"/>
+      <w:r>
+        <w:t>kiểm</w:t>
+      </w:r>
+      <w:proofErr w:type="spellEnd"/>
+      <w:r>
+        <w:t xml:space="preserve"> </w:t>
+      </w:r>
+      <w:proofErr w:type="spellStart"/>
+      <w:r>
+        <w:t>tra</w:t>
+      </w:r>
+      <w:proofErr w:type="spellEnd"/>
+      <w:r>
+        <w:t>:</w:t>
+      </w:r>
+    </w:p>
+    <w:p>
+      <w:pPr>
+        <w:numPr>
+          <w:ilvl w:val="3"/>
+          <w:numId w:val="3"/>
+        </w:numPr>
+      </w:pPr>
+      <w:proofErr w:type="spellStart"/>
+      <w:r>
+        <w:t>Đề</w:t>
+      </w:r>
+      <w:proofErr w:type="spellEnd"/>
+      <w:r>
+        <w:t xml:space="preserve"> </w:t>
+      </w:r>
+      <w:proofErr w:type="spellStart"/>
+      <w:r>
+        <w:t>tài</w:t>
+      </w:r>
+      <w:proofErr w:type="spellEnd"/>
+      <w:r>
+        <w:t xml:space="preserve"> </w:t>
+      </w:r>
+      <w:proofErr w:type="spellStart"/>
+      <w:r>
+        <w:t>còn</w:t>
+      </w:r>
+      <w:proofErr w:type="spellEnd"/>
+      <w:r>
+        <w:t xml:space="preserve"> </w:t>
+      </w:r>
+      <w:proofErr w:type="spellStart"/>
+      <w:r>
+        <w:t>nhận</w:t>
+      </w:r>
+      <w:proofErr w:type="spellEnd"/>
+      <w:r>
+        <w:t xml:space="preserve"> </w:t>
+      </w:r>
+      <w:proofErr w:type="spellStart"/>
+      <w:r>
+        <w:t>không</w:t>
+      </w:r>
+      <w:proofErr w:type="spellEnd"/>
+      <w:r>
+        <w:t>?</w:t>
+      </w:r>
+    </w:p>
+    <w:p>
+      <w:pPr>
+        <w:numPr>
+          <w:ilvl w:val="3"/>
+          <w:numId w:val="3"/>
+        </w:numPr>
+      </w:pPr>
+      <w:r>
+        <w:t xml:space="preserve">Sinh </w:t>
+      </w:r>
+      <w:proofErr w:type="spellStart"/>
+      <w:r>
+        <w:t>viên</w:t>
+      </w:r>
+      <w:proofErr w:type="spellEnd"/>
+      <w:r>
+        <w:t xml:space="preserve"> </w:t>
       </w:r>
       <w:proofErr w:type="spellStart"/>
       <w:r>
@@ -894,17 +1028,361 @@
       </w:r>
       <w:proofErr w:type="spellStart"/>
       <w:r>
+        <w:t>đăng</w:t>
+      </w:r>
+      <w:proofErr w:type="spellEnd"/>
+      <w:r>
+        <w:t xml:space="preserve"> </w:t>
+      </w:r>
+      <w:proofErr w:type="spellStart"/>
+      <w:r>
+        <w:t>ký</w:t>
+      </w:r>
+      <w:proofErr w:type="spellEnd"/>
+      <w:r>
+        <w:t xml:space="preserve"> </w:t>
+      </w:r>
+      <w:proofErr w:type="spellStart"/>
+      <w:r>
+        <w:t>chưa</w:t>
+      </w:r>
+      <w:proofErr w:type="spellEnd"/>
+      <w:r>
+        <w:t>?</w:t>
+      </w:r>
+    </w:p>
+    <w:p>
+      <w:pPr>
+        <w:numPr>
+          <w:ilvl w:val="2"/>
+          <w:numId w:val="3"/>
+        </w:numPr>
+      </w:pPr>
+      <w:proofErr w:type="spellStart"/>
+      <w:r>
+        <w:lastRenderedPageBreak/>
+        <w:t>Nếu</w:t>
+      </w:r>
+      <w:proofErr w:type="spellEnd"/>
+      <w:r>
+        <w:t xml:space="preserve"> </w:t>
+      </w:r>
+      <w:proofErr w:type="spellStart"/>
+      <w:r>
+        <w:t>hợp</w:t>
+      </w:r>
+      <w:proofErr w:type="spellEnd"/>
+      <w:r>
+        <w:t xml:space="preserve"> </w:t>
+      </w:r>
+      <w:proofErr w:type="spellStart"/>
+      <w:r>
+        <w:t>lệ</w:t>
+      </w:r>
+      <w:proofErr w:type="spellEnd"/>
+      <w:r>
+        <w:t>:</w:t>
+      </w:r>
+    </w:p>
+    <w:p>
+      <w:pPr>
+        <w:numPr>
+          <w:ilvl w:val="3"/>
+          <w:numId w:val="3"/>
+        </w:numPr>
+      </w:pPr>
+      <w:r>
+        <w:t xml:space="preserve">Lưu </w:t>
+      </w:r>
+      <w:proofErr w:type="spellStart"/>
+      <w:r>
+        <w:t>vào</w:t>
+      </w:r>
+      <w:proofErr w:type="spellEnd"/>
+      <w:r>
+        <w:t xml:space="preserve"> </w:t>
+      </w:r>
+      <w:proofErr w:type="spellStart"/>
+      <w:r>
+        <w:t>bảng</w:t>
+      </w:r>
+      <w:proofErr w:type="spellEnd"/>
+      <w:r>
+        <w:t xml:space="preserve"> </w:t>
+      </w:r>
+      <w:proofErr w:type="spellStart"/>
+      <w:r>
+        <w:t>đăng</w:t>
+      </w:r>
+      <w:proofErr w:type="spellEnd"/>
+      <w:r>
+        <w:t xml:space="preserve"> </w:t>
+      </w:r>
+      <w:proofErr w:type="spellStart"/>
+      <w:r>
+        <w:t>ký</w:t>
+      </w:r>
+      <w:proofErr w:type="spellEnd"/>
+    </w:p>
+    <w:p>
+      <w:pPr>
+        <w:numPr>
+          <w:ilvl w:val="3"/>
+          <w:numId w:val="3"/>
+        </w:numPr>
+      </w:pPr>
+      <w:proofErr w:type="spellStart"/>
+      <w:r>
+        <w:t>Cập</w:t>
+      </w:r>
+      <w:proofErr w:type="spellEnd"/>
+      <w:r>
+        <w:t xml:space="preserve"> </w:t>
+      </w:r>
+      <w:proofErr w:type="spellStart"/>
+      <w:r>
+        <w:t>nhật</w:t>
+      </w:r>
+      <w:proofErr w:type="spellEnd"/>
+      <w:r>
+        <w:t xml:space="preserve"> </w:t>
+      </w:r>
+      <w:proofErr w:type="spellStart"/>
+      <w:r>
+        <w:t>trạng</w:t>
+      </w:r>
+      <w:proofErr w:type="spellEnd"/>
+      <w:r>
+        <w:t xml:space="preserve"> </w:t>
+      </w:r>
+      <w:proofErr w:type="spellStart"/>
+      <w:r>
+        <w:t>thái</w:t>
+      </w:r>
+      <w:proofErr w:type="spellEnd"/>
+      <w:r>
+        <w:t xml:space="preserve"> </w:t>
+      </w:r>
+      <w:proofErr w:type="spellStart"/>
+      <w:r>
+        <w:t>nếu</w:t>
+      </w:r>
+      <w:proofErr w:type="spellEnd"/>
+      <w:r>
+        <w:t xml:space="preserve"> </w:t>
+      </w:r>
+      <w:proofErr w:type="spellStart"/>
+      <w:r>
         <w:t>đủ</w:t>
       </w:r>
       <w:proofErr w:type="spellEnd"/>
       <w:r>
-        <w:t>)</w:t>
-      </w:r>
+        <w:t xml:space="preserve"> </w:t>
+      </w:r>
+      <w:proofErr w:type="spellStart"/>
+      <w:r>
+        <w:t>số</w:t>
+      </w:r>
+      <w:proofErr w:type="spellEnd"/>
+      <w:r>
+        <w:t xml:space="preserve"> </w:t>
+      </w:r>
+      <w:proofErr w:type="spellStart"/>
+      <w:r>
+        <w:t>l</w:t>
+      </w:r>
+      <w:r>
+        <w:t>ượng</w:t>
+      </w:r>
+      <w:proofErr w:type="spellEnd"/>
+    </w:p>
+    <w:p/>
+    <w:p>
+      <w:r>
+        <w:t xml:space="preserve">(Sau </w:t>
+      </w:r>
+      <w:proofErr w:type="spellStart"/>
+      <w:r>
+        <w:t>khi</w:t>
+      </w:r>
+      <w:proofErr w:type="spellEnd"/>
+      <w:r>
+        <w:t xml:space="preserve"> </w:t>
+      </w:r>
+      <w:proofErr w:type="spellStart"/>
+      <w:r>
+        <w:t>đăng</w:t>
+      </w:r>
+      <w:proofErr w:type="spellEnd"/>
+      <w:r>
+        <w:t xml:space="preserve"> </w:t>
+      </w:r>
+      <w:proofErr w:type="spellStart"/>
+      <w:r>
+        <w:t>kí</w:t>
+      </w:r>
+      <w:proofErr w:type="spellEnd"/>
+      <w:r>
+        <w:t xml:space="preserve"> </w:t>
+      </w:r>
+      <w:proofErr w:type="spellStart"/>
+      <w:r>
+        <w:t>đề</w:t>
+      </w:r>
+      <w:proofErr w:type="spellEnd"/>
+      <w:r>
+        <w:t xml:space="preserve"> </w:t>
+      </w:r>
+      <w:proofErr w:type="spellStart"/>
+      <w:r>
+        <w:t>tài</w:t>
+      </w:r>
+      <w:proofErr w:type="spellEnd"/>
+      <w:r>
+        <w:t xml:space="preserve"> </w:t>
+      </w:r>
+      <w:proofErr w:type="spellStart"/>
+      <w:r>
+        <w:t>xong</w:t>
+      </w:r>
+      <w:proofErr w:type="spellEnd"/>
+      <w:r>
+        <w:t xml:space="preserve"> </w:t>
+      </w:r>
+      <w:proofErr w:type="spellStart"/>
+      <w:r>
+        <w:t>và</w:t>
+      </w:r>
+      <w:proofErr w:type="spellEnd"/>
+      <w:r>
+        <w:t xml:space="preserve"> </w:t>
+      </w:r>
+      <w:r>
+        <w:t xml:space="preserve"> </w:t>
+      </w:r>
+      <w:proofErr w:type="spellStart"/>
+      <w:r>
+        <w:t>được</w:t>
+      </w:r>
+      <w:proofErr w:type="spellEnd"/>
+      <w:r>
+        <w:t xml:space="preserve"> </w:t>
+      </w:r>
+      <w:proofErr w:type="spellStart"/>
+      <w:r>
+        <w:t>duyệt</w:t>
+      </w:r>
+      <w:proofErr w:type="spellEnd"/>
+      <w:r>
+        <w:t xml:space="preserve"> </w:t>
+      </w:r>
+      <w:proofErr w:type="spellStart"/>
+      <w:r>
+        <w:t>thì</w:t>
+      </w:r>
+      <w:proofErr w:type="spellEnd"/>
+      <w:r>
+        <w:t xml:space="preserve"> team </w:t>
+      </w:r>
+      <w:proofErr w:type="spellStart"/>
+      <w:r>
+        <w:t>mới</w:t>
+      </w:r>
+      <w:proofErr w:type="spellEnd"/>
+      <w:r>
+        <w:t xml:space="preserve"> </w:t>
+      </w:r>
+      <w:proofErr w:type="spellStart"/>
+      <w:r>
+        <w:t>có</w:t>
+      </w:r>
+      <w:proofErr w:type="spellEnd"/>
+      <w:r>
+        <w:t xml:space="preserve"> </w:t>
+      </w:r>
+      <w:proofErr w:type="spellStart"/>
+      <w:r>
+        <w:t>thể</w:t>
+      </w:r>
+      <w:proofErr w:type="spellEnd"/>
+      <w:r>
+        <w:t xml:space="preserve"> </w:t>
+      </w:r>
+      <w:proofErr w:type="spellStart"/>
+      <w:r>
+        <w:t>biết</w:t>
+      </w:r>
+      <w:proofErr w:type="spellEnd"/>
+      <w:r>
+        <w:t xml:space="preserve"> </w:t>
+      </w:r>
+      <w:proofErr w:type="spellStart"/>
+      <w:r>
+        <w:t>được</w:t>
+      </w:r>
+      <w:proofErr w:type="spellEnd"/>
+      <w:r>
+        <w:t xml:space="preserve"> </w:t>
+      </w:r>
+      <w:proofErr w:type="spellStart"/>
+      <w:r>
+        <w:t>giáo</w:t>
+      </w:r>
+      <w:proofErr w:type="spellEnd"/>
+      <w:r>
+        <w:t xml:space="preserve"> </w:t>
+      </w:r>
+      <w:proofErr w:type="spellStart"/>
+      <w:r>
+        <w:t>viên</w:t>
+      </w:r>
+      <w:proofErr w:type="spellEnd"/>
+      <w:r>
+        <w:t xml:space="preserve"> </w:t>
+      </w:r>
+      <w:proofErr w:type="spellStart"/>
+      <w:r>
+        <w:t>phụ</w:t>
+      </w:r>
+      <w:proofErr w:type="spellEnd"/>
+      <w:r>
+        <w:t xml:space="preserve"> </w:t>
+      </w:r>
+      <w:proofErr w:type="spellStart"/>
+      <w:r>
+        <w:t>trách</w:t>
+      </w:r>
+      <w:proofErr w:type="spellEnd"/>
+      <w:r>
+        <w:t xml:space="preserve"> </w:t>
+      </w:r>
+      <w:proofErr w:type="spellStart"/>
+      <w:r>
+        <w:t>mình</w:t>
+      </w:r>
+      <w:proofErr w:type="spellEnd"/>
+      <w:r>
+        <w:t xml:space="preserve"> </w:t>
+      </w:r>
+      <w:proofErr w:type="spellStart"/>
+      <w:r>
+        <w:t>là</w:t>
+      </w:r>
+      <w:proofErr w:type="spellEnd"/>
+      <w:r>
+        <w:t xml:space="preserve"> ai)</w:t>
+      </w:r>
+    </w:p>
+    <w:p/>
+    <w:p>
+      <w:pPr>
+        <w:ind w:left="720"/>
+      </w:pPr>
     </w:p>
     <w:p>
       <w:r>
         <w:pict w14:anchorId="4F7C88BC">
-          <v:rect id="_x0000_i1111" style="width:0;height:1.5pt" o:hralign="center" o:hrstd="t" o:hr="t" fillcolor="#a0a0a0" stroked="f"/>
+          <v:rect id="_x0000_i1027" style="width:0;height:1.5pt" o:hralign="center" o:hrstd="t" o:hr="t" fillcolor="#a0a0a0" stroked="f"/>
         </w:pict>
       </w:r>
     </w:p>
@@ -928,57 +1406,16 @@
           <w:b/>
           <w:bCs/>
         </w:rPr>
-        <w:t>Đăng</w:t>
-      </w:r>
-      <w:proofErr w:type="spellEnd"/>
-      <w:r>
-        <w:rPr>
-          <w:b/>
-          <w:bCs/>
-        </w:rPr>
-        <w:t xml:space="preserve"> </w:t>
-      </w:r>
-      <w:proofErr w:type="spellStart"/>
-      <w:r>
-        <w:rPr>
-          <w:b/>
-          <w:bCs/>
-        </w:rPr>
-        <w:t>ký</w:t>
-      </w:r>
-      <w:proofErr w:type="spellEnd"/>
-      <w:r>
-        <w:rPr>
-          <w:b/>
-          <w:bCs/>
-        </w:rPr>
-        <w:t xml:space="preserve"> </w:t>
-      </w:r>
-      <w:proofErr w:type="spellStart"/>
-      <w:r>
-        <w:rPr>
-          <w:b/>
-          <w:bCs/>
-        </w:rPr>
-        <w:t>đề</w:t>
-      </w:r>
-      <w:proofErr w:type="spellEnd"/>
-      <w:r>
-        <w:rPr>
-          <w:b/>
-          <w:bCs/>
-        </w:rPr>
-        <w:t xml:space="preserve"> </w:t>
-      </w:r>
-      <w:proofErr w:type="spellStart"/>
-      <w:r>
-        <w:rPr>
-          <w:b/>
-          <w:bCs/>
-        </w:rPr>
-        <w:t>tài</w:t>
-      </w:r>
-      <w:proofErr w:type="spellEnd"/>
+        <w:t>Nhóm</w:t>
+      </w:r>
+      <w:proofErr w:type="spellEnd"/>
+      <w:r>
+        <w:rPr>
+          <w:b/>
+          <w:bCs/>
+        </w:rPr>
+        <w:t xml:space="preserve"> (Team)</w:t>
+      </w:r>
     </w:p>
     <w:p>
       <w:pPr>
@@ -987,36 +1424,108 @@
           <w:numId w:val="4"/>
         </w:numPr>
       </w:pPr>
-      <w:r>
-        <w:t xml:space="preserve">Sinh </w:t>
-      </w:r>
-      <w:proofErr w:type="spellStart"/>
-      <w:r>
-        <w:t>viên</w:t>
-      </w:r>
-      <w:proofErr w:type="spellEnd"/>
-      <w:r>
-        <w:t xml:space="preserve"> </w:t>
-      </w:r>
-      <w:proofErr w:type="spellStart"/>
-      <w:r>
-        <w:t>chọn</w:t>
-      </w:r>
-      <w:proofErr w:type="spellEnd"/>
-      <w:r>
-        <w:t xml:space="preserve"> </w:t>
-      </w:r>
-      <w:proofErr w:type="spellStart"/>
-      <w:r>
-        <w:t>đề</w:t>
-      </w:r>
-      <w:proofErr w:type="spellEnd"/>
-      <w:r>
-        <w:t xml:space="preserve"> </w:t>
-      </w:r>
-      <w:proofErr w:type="spellStart"/>
-      <w:r>
-        <w:t>tài</w:t>
+      <w:proofErr w:type="spellStart"/>
+      <w:r>
+        <w:t>Nếu</w:t>
+      </w:r>
+      <w:proofErr w:type="spellEnd"/>
+      <w:r>
+        <w:t xml:space="preserve"> </w:t>
+      </w:r>
+      <w:proofErr w:type="spellStart"/>
+      <w:r>
+        <w:t>chưa</w:t>
+      </w:r>
+      <w:proofErr w:type="spellEnd"/>
+      <w:r>
+        <w:t xml:space="preserve"> </w:t>
+      </w:r>
+      <w:proofErr w:type="spellStart"/>
+      <w:r>
+        <w:t>có</w:t>
+      </w:r>
+      <w:proofErr w:type="spellEnd"/>
+      <w:r>
+        <w:t xml:space="preserve"> team </w:t>
+      </w:r>
+    </w:p>
+    <w:p>
+      <w:pPr>
+        <w:numPr>
+          <w:ilvl w:val="1"/>
+          <w:numId w:val="4"/>
+        </w:numPr>
+      </w:pPr>
+      <w:proofErr w:type="spellStart"/>
+      <w:r>
+        <w:t>Lập</w:t>
+      </w:r>
+      <w:proofErr w:type="spellEnd"/>
+      <w:r>
+        <w:t xml:space="preserve"> team : </w:t>
+      </w:r>
+      <w:proofErr w:type="spellStart"/>
+      <w:r>
+        <w:t>mặc</w:t>
+      </w:r>
+      <w:proofErr w:type="spellEnd"/>
+      <w:r>
+        <w:t xml:space="preserve"> </w:t>
+      </w:r>
+      <w:proofErr w:type="spellStart"/>
+      <w:r>
+        <w:t>địch</w:t>
+      </w:r>
+      <w:proofErr w:type="spellEnd"/>
+      <w:r>
+        <w:t xml:space="preserve"> </w:t>
+      </w:r>
+      <w:proofErr w:type="spellStart"/>
+      <w:r>
+        <w:t>bạn</w:t>
+      </w:r>
+      <w:proofErr w:type="spellEnd"/>
+      <w:r>
+        <w:t xml:space="preserve"> </w:t>
+      </w:r>
+      <w:proofErr w:type="spellStart"/>
+      <w:r>
+        <w:t>là</w:t>
+      </w:r>
+      <w:proofErr w:type="spellEnd"/>
+      <w:r>
+        <w:t xml:space="preserve"> leader</w:t>
+      </w:r>
+    </w:p>
+    <w:p>
+      <w:pPr>
+        <w:numPr>
+          <w:ilvl w:val="1"/>
+          <w:numId w:val="4"/>
+        </w:numPr>
+      </w:pPr>
+      <w:r>
+        <w:t xml:space="preserve">Tham </w:t>
+      </w:r>
+      <w:proofErr w:type="spellStart"/>
+      <w:r>
+        <w:t>gia</w:t>
+      </w:r>
+      <w:proofErr w:type="spellEnd"/>
+      <w:r>
+        <w:t xml:space="preserve"> </w:t>
+      </w:r>
+      <w:proofErr w:type="spellStart"/>
+      <w:r>
+        <w:t>vào</w:t>
+      </w:r>
+      <w:proofErr w:type="spellEnd"/>
+      <w:r>
+        <w:t xml:space="preserve"> 1 team </w:t>
+      </w:r>
+      <w:proofErr w:type="spellStart"/>
+      <w:r>
+        <w:t>khác</w:t>
       </w:r>
       <w:proofErr w:type="spellEnd"/>
     </w:p>
@@ -1029,60 +1538,28 @@
       </w:pPr>
       <w:proofErr w:type="spellStart"/>
       <w:r>
-        <w:t>Nhấn</w:t>
-      </w:r>
-      <w:proofErr w:type="spellEnd"/>
-      <w:r>
-        <w:t xml:space="preserve"> </w:t>
-      </w:r>
-      <w:r>
-        <w:rPr>
-          <w:b/>
-          <w:bCs/>
-        </w:rPr>
-        <w:t>Register</w:t>
-      </w:r>
-    </w:p>
-    <w:p>
-      <w:pPr>
-        <w:numPr>
-          <w:ilvl w:val="0"/>
-          <w:numId w:val="4"/>
-        </w:numPr>
-      </w:pPr>
-      <w:proofErr w:type="spellStart"/>
-      <w:r>
-        <w:lastRenderedPageBreak/>
-        <w:t>Hệ</w:t>
-      </w:r>
-      <w:proofErr w:type="spellEnd"/>
-      <w:r>
-        <w:t xml:space="preserve"> </w:t>
-      </w:r>
-      <w:proofErr w:type="spellStart"/>
-      <w:r>
-        <w:t>thống</w:t>
-      </w:r>
-      <w:proofErr w:type="spellEnd"/>
-      <w:r>
-        <w:t xml:space="preserve"> </w:t>
-      </w:r>
-      <w:proofErr w:type="spellStart"/>
-      <w:r>
-        <w:t>kiểm</w:t>
-      </w:r>
-      <w:proofErr w:type="spellEnd"/>
-      <w:r>
-        <w:t xml:space="preserve"> </w:t>
-      </w:r>
-      <w:proofErr w:type="spellStart"/>
-      <w:r>
-        <w:t>tra</w:t>
-      </w:r>
-      <w:proofErr w:type="spellEnd"/>
-      <w:r>
-        <w:t>:</w:t>
-      </w:r>
+        <w:t>N</w:t>
+      </w:r>
+      <w:r>
+        <w:t>ếu</w:t>
+      </w:r>
+      <w:proofErr w:type="spellEnd"/>
+      <w:r>
+        <w:t xml:space="preserve"> </w:t>
+      </w:r>
+      <w:proofErr w:type="spellStart"/>
+      <w:r>
+        <w:t>có</w:t>
+      </w:r>
+      <w:proofErr w:type="spellEnd"/>
+      <w:r>
+        <w:t xml:space="preserve"> team </w:t>
+      </w:r>
+      <w:proofErr w:type="spellStart"/>
+      <w:r>
+        <w:t>rồi</w:t>
+      </w:r>
+      <w:proofErr w:type="spellEnd"/>
     </w:p>
     <w:p>
       <w:pPr>
@@ -1091,46 +1568,22 @@
           <w:numId w:val="4"/>
         </w:numPr>
       </w:pPr>
-      <w:proofErr w:type="spellStart"/>
-      <w:r>
-        <w:t>Đề</w:t>
-      </w:r>
-      <w:proofErr w:type="spellEnd"/>
-      <w:r>
-        <w:t xml:space="preserve"> </w:t>
-      </w:r>
-      <w:proofErr w:type="spellStart"/>
-      <w:r>
-        <w:t>tài</w:t>
-      </w:r>
-      <w:proofErr w:type="spellEnd"/>
-      <w:r>
-        <w:t xml:space="preserve"> </w:t>
-      </w:r>
-      <w:proofErr w:type="spellStart"/>
-      <w:r>
-        <w:t>còn</w:t>
-      </w:r>
-      <w:proofErr w:type="spellEnd"/>
-      <w:r>
-        <w:t xml:space="preserve"> </w:t>
-      </w:r>
-      <w:proofErr w:type="spellStart"/>
-      <w:r>
-        <w:t>nhận</w:t>
-      </w:r>
-      <w:proofErr w:type="spellEnd"/>
-      <w:r>
-        <w:t xml:space="preserve"> </w:t>
-      </w:r>
-      <w:proofErr w:type="spellStart"/>
-      <w:r>
-        <w:t>không</w:t>
-      </w:r>
-      <w:proofErr w:type="spellEnd"/>
-      <w:r>
-        <w:t>?</w:t>
-      </w:r>
+      <w:r>
+        <w:t xml:space="preserve">Xem </w:t>
+      </w:r>
+      <w:proofErr w:type="spellStart"/>
+      <w:r>
+        <w:t>thành</w:t>
+      </w:r>
+      <w:proofErr w:type="spellEnd"/>
+      <w:r>
+        <w:t xml:space="preserve"> </w:t>
+      </w:r>
+      <w:proofErr w:type="spellStart"/>
+      <w:r>
+        <w:t>viên</w:t>
+      </w:r>
+      <w:proofErr w:type="spellEnd"/>
     </w:p>
     <w:p>
       <w:pPr>
@@ -1140,11 +1593,19 @@
         </w:numPr>
       </w:pPr>
       <w:r>
-        <w:t xml:space="preserve">Sinh </w:t>
-      </w:r>
-      <w:proofErr w:type="spellStart"/>
-      <w:r>
-        <w:t>viên</w:t>
+        <w:t xml:space="preserve">Xem </w:t>
+      </w:r>
+      <w:proofErr w:type="spellStart"/>
+      <w:r>
+        <w:t>đề</w:t>
+      </w:r>
+      <w:proofErr w:type="spellEnd"/>
+      <w:r>
+        <w:t xml:space="preserve"> </w:t>
+      </w:r>
+      <w:proofErr w:type="spellStart"/>
+      <w:r>
+        <w:t>tài</w:t>
       </w:r>
       <w:proofErr w:type="spellEnd"/>
       <w:r>
@@ -1168,74 +1629,15 @@
       </w:r>
       <w:proofErr w:type="spellStart"/>
       <w:r>
-        <w:t>ký</w:t>
-      </w:r>
-      <w:proofErr w:type="spellEnd"/>
-      <w:r>
-        <w:t xml:space="preserve"> </w:t>
-      </w:r>
-      <w:proofErr w:type="spellStart"/>
-      <w:r>
-        <w:t>chưa</w:t>
-      </w:r>
-      <w:proofErr w:type="spellEnd"/>
-      <w:r>
-        <w:t>?</w:t>
-      </w:r>
-    </w:p>
-    <w:p>
-      <w:pPr>
-        <w:numPr>
-          <w:ilvl w:val="0"/>
-          <w:numId w:val="4"/>
-        </w:numPr>
-      </w:pPr>
-      <w:proofErr w:type="spellStart"/>
-      <w:r>
-        <w:t>Nếu</w:t>
-      </w:r>
-      <w:proofErr w:type="spellEnd"/>
-      <w:r>
-        <w:t xml:space="preserve"> </w:t>
-      </w:r>
-      <w:proofErr w:type="spellStart"/>
-      <w:r>
-        <w:t>hợp</w:t>
-      </w:r>
-      <w:proofErr w:type="spellEnd"/>
-      <w:r>
-        <w:t xml:space="preserve"> </w:t>
-      </w:r>
-      <w:proofErr w:type="spellStart"/>
-      <w:r>
-        <w:t>lệ</w:t>
-      </w:r>
-      <w:proofErr w:type="spellEnd"/>
-      <w:r>
-        <w:t>:</w:t>
-      </w:r>
-    </w:p>
-    <w:p>
-      <w:pPr>
-        <w:numPr>
-          <w:ilvl w:val="1"/>
-          <w:numId w:val="4"/>
-        </w:numPr>
-      </w:pPr>
-      <w:r>
-        <w:t xml:space="preserve">Lưu </w:t>
-      </w:r>
-      <w:proofErr w:type="spellStart"/>
-      <w:r>
-        <w:t>vào</w:t>
-      </w:r>
-      <w:proofErr w:type="spellEnd"/>
-      <w:r>
-        <w:t xml:space="preserve"> </w:t>
-      </w:r>
-      <w:proofErr w:type="spellStart"/>
-      <w:r>
-        <w:t>bảng</w:t>
+        <w:t>kí</w:t>
+      </w:r>
+      <w:proofErr w:type="spellEnd"/>
+      <w:r>
+        <w:t xml:space="preserve">( </w:t>
+      </w:r>
+      <w:proofErr w:type="spellStart"/>
+      <w:r>
+        <w:t>nếu</w:t>
       </w:r>
       <w:proofErr w:type="spellEnd"/>
       <w:r>
@@ -1251,83 +1653,25 @@
       </w:r>
       <w:proofErr w:type="spellStart"/>
       <w:r>
-        <w:t>ký</w:t>
-      </w:r>
-      <w:proofErr w:type="spellEnd"/>
-    </w:p>
-    <w:p>
-      <w:pPr>
-        <w:numPr>
-          <w:ilvl w:val="1"/>
-          <w:numId w:val="4"/>
-        </w:numPr>
-      </w:pPr>
-      <w:proofErr w:type="spellStart"/>
-      <w:r>
-        <w:t>Cập</w:t>
-      </w:r>
-      <w:proofErr w:type="spellEnd"/>
-      <w:r>
-        <w:t xml:space="preserve"> </w:t>
-      </w:r>
-      <w:proofErr w:type="spellStart"/>
-      <w:r>
-        <w:t>nhật</w:t>
-      </w:r>
-      <w:proofErr w:type="spellEnd"/>
-      <w:r>
-        <w:t xml:space="preserve"> </w:t>
-      </w:r>
-      <w:proofErr w:type="spellStart"/>
-      <w:r>
-        <w:t>trạng</w:t>
-      </w:r>
-      <w:proofErr w:type="spellEnd"/>
-      <w:r>
-        <w:t xml:space="preserve"> </w:t>
-      </w:r>
-      <w:proofErr w:type="spellStart"/>
-      <w:r>
-        <w:t>thái</w:t>
-      </w:r>
-      <w:proofErr w:type="spellEnd"/>
-      <w:r>
-        <w:t xml:space="preserve"> </w:t>
-      </w:r>
-      <w:proofErr w:type="spellStart"/>
-      <w:r>
-        <w:t>nếu</w:t>
-      </w:r>
-      <w:proofErr w:type="spellEnd"/>
-      <w:r>
-        <w:t xml:space="preserve"> </w:t>
-      </w:r>
-      <w:proofErr w:type="spellStart"/>
-      <w:r>
-        <w:t>đủ</w:t>
-      </w:r>
-      <w:proofErr w:type="spellEnd"/>
-      <w:r>
-        <w:t xml:space="preserve"> </w:t>
-      </w:r>
-      <w:proofErr w:type="spellStart"/>
-      <w:r>
-        <w:t>số</w:t>
-      </w:r>
-      <w:proofErr w:type="spellEnd"/>
-      <w:r>
-        <w:t xml:space="preserve"> </w:t>
-      </w:r>
-      <w:proofErr w:type="spellStart"/>
-      <w:r>
-        <w:t>lượng</w:t>
-      </w:r>
-      <w:proofErr w:type="spellEnd"/>
+        <w:t>kí</w:t>
+      </w:r>
+      <w:proofErr w:type="spellEnd"/>
+      <w:r>
+        <w:t xml:space="preserve"> </w:t>
+      </w:r>
+      <w:proofErr w:type="spellStart"/>
+      <w:r>
+        <w:t>rồi</w:t>
+      </w:r>
+      <w:proofErr w:type="spellEnd"/>
+      <w:r>
+        <w:t>)</w:t>
+      </w:r>
     </w:p>
     <w:p>
       <w:r>
         <w:pict w14:anchorId="77967613">
-          <v:rect id="_x0000_i1112" style="width:0;height:1.5pt" o:hralign="center" o:hrstd="t" o:hr="t" fillcolor="#a0a0a0" stroked="f"/>
+          <v:rect id="_x0000_i1028" style="width:0;height:1.5pt" o:hralign="center" o:hrstd="t" o:hr="t" fillcolor="#a0a0a0" stroked="f"/>
         </w:pict>
       </w:r>
     </w:p>
@@ -1484,7 +1828,7 @@
     <w:p>
       <w:r>
         <w:pict w14:anchorId="623CB8AD">
-          <v:rect id="_x0000_i1113" style="width:0;height:1.5pt" o:hralign="center" o:hrstd="t" o:hr="t" fillcolor="#a0a0a0" stroked="f"/>
+          <v:rect id="_x0000_i1029" style="width:0;height:1.5pt" o:hralign="center" o:hrstd="t" o:hr="t" fillcolor="#a0a0a0" stroked="f"/>
         </w:pict>
       </w:r>
     </w:p>
@@ -1604,6 +1948,7 @@
       </w:pPr>
       <w:proofErr w:type="spellStart"/>
       <w:r>
+        <w:lastRenderedPageBreak/>
         <w:t>Điểm</w:t>
       </w:r>
       <w:proofErr w:type="spellEnd"/>
@@ -1656,7 +2001,7 @@
     <w:p>
       <w:r>
         <w:pict w14:anchorId="4E85B5C4">
-          <v:rect id="_x0000_i1114" style="width:0;height:1.5pt" o:hralign="center" o:hrstd="t" o:hr="t" fillcolor="#a0a0a0" stroked="f"/>
+          <v:rect id="_x0000_i1030" style="width:0;height:1.5pt" o:hralign="center" o:hrstd="t" o:hr="t" fillcolor="#a0a0a0" stroked="f"/>
         </w:pict>
       </w:r>
     </w:p>
@@ -1665,37 +2010,23 @@
         <w:rPr>
           <w:b/>
           <w:bCs/>
-        </w:rPr>
-      </w:pPr>
-      <w:r>
-        <w:rPr>
-          <w:rFonts w:ascii="Segoe UI Emoji" w:hAnsi="Segoe UI Emoji" w:cs="Segoe UI Emoji"/>
-          <w:b/>
-          <w:bCs/>
-        </w:rPr>
-        <w:t>👨</w:t>
-      </w:r>
-      <w:r>
-        <w:rPr>
-          <w:b/>
-          <w:bCs/>
-        </w:rPr>
-        <w:t>‍</w:t>
-      </w:r>
-      <w:r>
-        <w:rPr>
-          <w:rFonts w:ascii="Segoe UI Emoji" w:hAnsi="Segoe UI Emoji" w:cs="Segoe UI Emoji"/>
-          <w:b/>
-          <w:bCs/>
-        </w:rPr>
-        <w:t>🏫</w:t>
-      </w:r>
-      <w:r>
-        <w:rPr>
-          <w:b/>
-          <w:bCs/>
-        </w:rPr>
-        <w:t xml:space="preserve"> LUỒNG GIẢNG VIÊN</w:t>
+          <w:color w:val="EE0000"/>
+        </w:rPr>
+      </w:pPr>
+      <w:r>
+        <w:rPr>
+          <w:b/>
+          <w:bCs/>
+        </w:rPr>
+        <w:t xml:space="preserve"> </w:t>
+      </w:r>
+      <w:r>
+        <w:rPr>
+          <w:b/>
+          <w:bCs/>
+          <w:color w:val="EE0000"/>
+        </w:rPr>
+        <w:t>LUỒNG GIẢNG VIÊN</w:t>
       </w:r>
     </w:p>
     <w:p>
@@ -1852,7 +2183,7 @@
     <w:p>
       <w:r>
         <w:pict w14:anchorId="7A9AEFC6">
-          <v:rect id="_x0000_i1115" style="width:0;height:1.5pt" o:hralign="center" o:hrstd="t" o:hr="t" fillcolor="#a0a0a0" stroked="f"/>
+          <v:rect id="_x0000_i1031" style="width:0;height:1.5pt" o:hralign="center" o:hrstd="t" o:hr="t" fillcolor="#a0a0a0" stroked="f"/>
         </w:pict>
       </w:r>
     </w:p>
@@ -1920,7 +2251,6 @@
         </w:numPr>
       </w:pPr>
       <w:r>
-        <w:lastRenderedPageBreak/>
         <w:t xml:space="preserve">Xem </w:t>
       </w:r>
       <w:proofErr w:type="spellStart"/>
@@ -1983,7 +2313,7 @@
     <w:p>
       <w:r>
         <w:pict w14:anchorId="24ED7B63">
-          <v:rect id="_x0000_i1116" style="width:0;height:1.5pt" o:hralign="center" o:hrstd="t" o:hr="t" fillcolor="#a0a0a0" stroked="f"/>
+          <v:rect id="_x0000_i1032" style="width:0;height:1.5pt" o:hralign="center" o:hrstd="t" o:hr="t" fillcolor="#a0a0a0" stroked="f"/>
         </w:pict>
       </w:r>
     </w:p>
@@ -2139,7 +2469,7 @@
     <w:p>
       <w:r>
         <w:pict w14:anchorId="45A35391">
-          <v:rect id="_x0000_i1117" style="width:0;height:1.5pt" o:hralign="center" o:hrstd="t" o:hr="t" fillcolor="#a0a0a0" stroked="f"/>
+          <v:rect id="_x0000_i1033" style="width:0;height:1.5pt" o:hralign="center" o:hrstd="t" o:hr="t" fillcolor="#a0a0a0" stroked="f"/>
         </w:pict>
       </w:r>
     </w:p>
@@ -2148,37 +2478,132 @@
         <w:rPr>
           <w:b/>
           <w:bCs/>
-        </w:rPr>
-      </w:pPr>
-      <w:r>
-        <w:rPr>
-          <w:rFonts w:ascii="Segoe UI Emoji" w:hAnsi="Segoe UI Emoji" w:cs="Segoe UI Emoji"/>
-          <w:b/>
-          <w:bCs/>
-        </w:rPr>
-        <w:t>👨</w:t>
-      </w:r>
-      <w:r>
-        <w:rPr>
-          <w:b/>
-          <w:bCs/>
-        </w:rPr>
-        <w:t>‍</w:t>
-      </w:r>
-      <w:r>
-        <w:rPr>
-          <w:rFonts w:ascii="Segoe UI Emoji" w:hAnsi="Segoe UI Emoji" w:cs="Segoe UI Emoji"/>
-          <w:b/>
-          <w:bCs/>
-        </w:rPr>
-        <w:t>💼</w:t>
-      </w:r>
-      <w:r>
-        <w:rPr>
-          <w:b/>
-          <w:bCs/>
+          <w:color w:val="EE0000"/>
+        </w:rPr>
+      </w:pPr>
+      <w:r>
+        <w:rPr>
+          <w:b/>
+          <w:bCs/>
+          <w:color w:val="EE0000"/>
         </w:rPr>
         <w:t xml:space="preserve"> LUỒNG ADMIN</w:t>
+      </w:r>
+      <w:r>
+        <w:rPr>
+          <w:b/>
+          <w:bCs/>
+          <w:color w:val="EE0000"/>
+        </w:rPr>
+        <w:t xml:space="preserve"> (</w:t>
+      </w:r>
+      <w:proofErr w:type="spellStart"/>
+      <w:r>
+        <w:rPr>
+          <w:b/>
+          <w:bCs/>
+          <w:color w:val="EE0000"/>
+        </w:rPr>
+        <w:t>nếu</w:t>
+      </w:r>
+      <w:proofErr w:type="spellEnd"/>
+      <w:r>
+        <w:rPr>
+          <w:b/>
+          <w:bCs/>
+          <w:color w:val="EE0000"/>
+        </w:rPr>
+        <w:t xml:space="preserve"> </w:t>
+      </w:r>
+      <w:proofErr w:type="spellStart"/>
+      <w:r>
+        <w:rPr>
+          <w:b/>
+          <w:bCs/>
+          <w:color w:val="EE0000"/>
+        </w:rPr>
+        <w:t>còn</w:t>
+      </w:r>
+      <w:proofErr w:type="spellEnd"/>
+      <w:r>
+        <w:rPr>
+          <w:b/>
+          <w:bCs/>
+          <w:color w:val="EE0000"/>
+        </w:rPr>
+        <w:t xml:space="preserve"> </w:t>
+      </w:r>
+      <w:proofErr w:type="spellStart"/>
+      <w:r>
+        <w:rPr>
+          <w:b/>
+          <w:bCs/>
+          <w:color w:val="EE0000"/>
+        </w:rPr>
+        <w:t>thời</w:t>
+      </w:r>
+      <w:proofErr w:type="spellEnd"/>
+      <w:r>
+        <w:rPr>
+          <w:b/>
+          <w:bCs/>
+          <w:color w:val="EE0000"/>
+        </w:rPr>
+        <w:t xml:space="preserve"> </w:t>
+      </w:r>
+      <w:proofErr w:type="spellStart"/>
+      <w:r>
+        <w:rPr>
+          <w:b/>
+          <w:bCs/>
+          <w:color w:val="EE0000"/>
+        </w:rPr>
+        <w:t>gian</w:t>
+      </w:r>
+      <w:proofErr w:type="spellEnd"/>
+      <w:r>
+        <w:rPr>
+          <w:b/>
+          <w:bCs/>
+          <w:color w:val="EE0000"/>
+        </w:rPr>
+        <w:t xml:space="preserve"> </w:t>
+      </w:r>
+      <w:proofErr w:type="spellStart"/>
+      <w:r>
+        <w:rPr>
+          <w:b/>
+          <w:bCs/>
+          <w:color w:val="EE0000"/>
+        </w:rPr>
+        <w:t>thì</w:t>
+      </w:r>
+      <w:proofErr w:type="spellEnd"/>
+      <w:r>
+        <w:rPr>
+          <w:b/>
+          <w:bCs/>
+          <w:color w:val="EE0000"/>
+        </w:rPr>
+        <w:t xml:space="preserve"> </w:t>
+      </w:r>
+      <w:proofErr w:type="spellStart"/>
+      <w:r>
+        <w:rPr>
+          <w:b/>
+          <w:bCs/>
+          <w:color w:val="EE0000"/>
+        </w:rPr>
+        <w:t>làm</w:t>
+      </w:r>
+      <w:proofErr w:type="spellEnd"/>
+      <w:r>
+        <w:rPr>
+          <w:b/>
+          <w:bCs/>
+          <w:color w:val="EE0000"/>
+        </w:rPr>
+        <w:t>)</w:t>
       </w:r>
     </w:p>
     <w:p>
@@ -2322,7 +2747,7 @@
     <w:p>
       <w:r>
         <w:pict w14:anchorId="25C9A9E9">
-          <v:rect id="_x0000_i1118" style="width:0;height:1.5pt" o:hralign="center" o:hrstd="t" o:hr="t" fillcolor="#a0a0a0" stroked="f"/>
+          <v:rect id="_x0000_i1034" style="width:0;height:1.5pt" o:hralign="center" o:hrstd="t" o:hr="t" fillcolor="#a0a0a0" stroked="f"/>
         </w:pict>
       </w:r>
     </w:p>
@@ -2444,6 +2869,7 @@
       </w:pPr>
       <w:proofErr w:type="spellStart"/>
       <w:r>
+        <w:lastRenderedPageBreak/>
         <w:t>Mở</w:t>
       </w:r>
       <w:proofErr w:type="spellEnd"/>
@@ -2475,1071 +2901,9 @@
     <w:p>
       <w:r>
         <w:pict w14:anchorId="44880704">
-          <v:rect id="_x0000_i1119" style="width:0;height:1.5pt" o:hralign="center" o:hrstd="t" o:hr="t" fillcolor="#a0a0a0" stroked="f"/>
+          <v:rect id="_x0000_i1035" style="width:0;height:1.5pt" o:hralign="center" o:hrstd="t" o:hr="t" fillcolor="#a0a0a0" stroked="f"/>
         </w:pict>
       </w:r>
-    </w:p>
-    <w:p>
-      <w:pPr>
-        <w:rPr>
-          <w:b/>
-          <w:bCs/>
-        </w:rPr>
-      </w:pPr>
-      <w:r>
-        <w:rPr>
-          <w:b/>
-          <w:bCs/>
-        </w:rPr>
-        <w:t>3️</w:t>
-      </w:r>
-      <w:r>
-        <w:rPr>
-          <w:rFonts w:ascii="Segoe UI Symbol" w:hAnsi="Segoe UI Symbol" w:cs="Segoe UI Symbol"/>
-          <w:b/>
-          <w:bCs/>
-        </w:rPr>
-        <w:t>⃣</w:t>
-      </w:r>
-      <w:r>
-        <w:rPr>
-          <w:b/>
-          <w:bCs/>
-        </w:rPr>
-        <w:t xml:space="preserve"> Flow chi </w:t>
-      </w:r>
-      <w:proofErr w:type="spellStart"/>
-      <w:r>
-        <w:rPr>
-          <w:b/>
-          <w:bCs/>
-        </w:rPr>
-        <w:t>tiết</w:t>
-      </w:r>
-      <w:proofErr w:type="spellEnd"/>
-      <w:r>
-        <w:rPr>
-          <w:b/>
-          <w:bCs/>
-        </w:rPr>
-        <w:t xml:space="preserve"> </w:t>
-      </w:r>
-      <w:proofErr w:type="spellStart"/>
-      <w:r>
-        <w:rPr>
-          <w:b/>
-          <w:bCs/>
-        </w:rPr>
-        <w:t>theo</w:t>
-      </w:r>
-      <w:proofErr w:type="spellEnd"/>
-      <w:r>
-        <w:rPr>
-          <w:b/>
-          <w:bCs/>
-        </w:rPr>
-        <w:t xml:space="preserve"> </w:t>
-      </w:r>
-      <w:proofErr w:type="spellStart"/>
-      <w:r>
-        <w:rPr>
-          <w:b/>
-          <w:bCs/>
-        </w:rPr>
-        <w:t>thời</w:t>
-      </w:r>
-      <w:proofErr w:type="spellEnd"/>
-      <w:r>
-        <w:rPr>
-          <w:b/>
-          <w:bCs/>
-        </w:rPr>
-        <w:t xml:space="preserve"> </w:t>
-      </w:r>
-      <w:proofErr w:type="spellStart"/>
-      <w:r>
-        <w:rPr>
-          <w:b/>
-          <w:bCs/>
-        </w:rPr>
-        <w:t>gian</w:t>
-      </w:r>
-      <w:proofErr w:type="spellEnd"/>
-      <w:r>
-        <w:rPr>
-          <w:b/>
-          <w:bCs/>
-        </w:rPr>
-        <w:t xml:space="preserve"> (chu </w:t>
-      </w:r>
-      <w:proofErr w:type="spellStart"/>
-      <w:r>
-        <w:rPr>
-          <w:b/>
-          <w:bCs/>
-        </w:rPr>
-        <w:t>trình</w:t>
-      </w:r>
-      <w:proofErr w:type="spellEnd"/>
-      <w:r>
-        <w:rPr>
-          <w:b/>
-          <w:bCs/>
-        </w:rPr>
-        <w:t xml:space="preserve"> </w:t>
-      </w:r>
-      <w:proofErr w:type="spellStart"/>
-      <w:r>
-        <w:rPr>
-          <w:b/>
-          <w:bCs/>
-        </w:rPr>
-        <w:t>thực</w:t>
-      </w:r>
-      <w:proofErr w:type="spellEnd"/>
-      <w:r>
-        <w:rPr>
-          <w:b/>
-          <w:bCs/>
-        </w:rPr>
-        <w:t xml:space="preserve"> </w:t>
-      </w:r>
-      <w:proofErr w:type="spellStart"/>
-      <w:r>
-        <w:rPr>
-          <w:b/>
-          <w:bCs/>
-        </w:rPr>
-        <w:t>tế</w:t>
-      </w:r>
-      <w:proofErr w:type="spellEnd"/>
-      <w:r>
-        <w:rPr>
-          <w:b/>
-          <w:bCs/>
-        </w:rPr>
-        <w:t>)</w:t>
-      </w:r>
-    </w:p>
-    <w:p>
-      <w:pPr>
-        <w:numPr>
-          <w:ilvl w:val="0"/>
-          <w:numId w:val="12"/>
-        </w:numPr>
-      </w:pPr>
-      <w:r>
-        <w:t xml:space="preserve">Admin </w:t>
-      </w:r>
-      <w:proofErr w:type="spellStart"/>
-      <w:r>
-        <w:t>mở</w:t>
-      </w:r>
-      <w:proofErr w:type="spellEnd"/>
-      <w:r>
-        <w:t xml:space="preserve"> </w:t>
-      </w:r>
-      <w:proofErr w:type="spellStart"/>
-      <w:r>
-        <w:t>hệ</w:t>
-      </w:r>
-      <w:proofErr w:type="spellEnd"/>
-      <w:r>
-        <w:t xml:space="preserve"> </w:t>
-      </w:r>
-      <w:proofErr w:type="spellStart"/>
-      <w:r>
-        <w:t>thống</w:t>
-      </w:r>
-      <w:proofErr w:type="spellEnd"/>
-    </w:p>
-    <w:p>
-      <w:pPr>
-        <w:numPr>
-          <w:ilvl w:val="0"/>
-          <w:numId w:val="12"/>
-        </w:numPr>
-      </w:pPr>
-      <w:proofErr w:type="spellStart"/>
-      <w:r>
-        <w:t>Giảng</w:t>
-      </w:r>
-      <w:proofErr w:type="spellEnd"/>
-      <w:r>
-        <w:t xml:space="preserve"> </w:t>
-      </w:r>
-      <w:proofErr w:type="spellStart"/>
-      <w:r>
-        <w:t>viên</w:t>
-      </w:r>
-      <w:proofErr w:type="spellEnd"/>
-      <w:r>
-        <w:t xml:space="preserve"> </w:t>
-      </w:r>
-      <w:proofErr w:type="spellStart"/>
-      <w:r>
-        <w:t>tạo</w:t>
-      </w:r>
-      <w:proofErr w:type="spellEnd"/>
-      <w:r>
-        <w:t xml:space="preserve"> </w:t>
-      </w:r>
-      <w:proofErr w:type="spellStart"/>
-      <w:r>
-        <w:t>đề</w:t>
-      </w:r>
-      <w:proofErr w:type="spellEnd"/>
-      <w:r>
-        <w:t xml:space="preserve"> </w:t>
-      </w:r>
-      <w:proofErr w:type="spellStart"/>
-      <w:r>
-        <w:t>tài</w:t>
-      </w:r>
-      <w:proofErr w:type="spellEnd"/>
-    </w:p>
-    <w:p>
-      <w:pPr>
-        <w:numPr>
-          <w:ilvl w:val="0"/>
-          <w:numId w:val="12"/>
-        </w:numPr>
-      </w:pPr>
-      <w:r>
-        <w:t xml:space="preserve">Sinh </w:t>
-      </w:r>
-      <w:proofErr w:type="spellStart"/>
-      <w:r>
-        <w:t>viên</w:t>
-      </w:r>
-      <w:proofErr w:type="spellEnd"/>
-      <w:r>
-        <w:t xml:space="preserve"> </w:t>
-      </w:r>
-      <w:proofErr w:type="spellStart"/>
-      <w:r>
-        <w:t>xem</w:t>
-      </w:r>
-      <w:proofErr w:type="spellEnd"/>
-      <w:r>
-        <w:t xml:space="preserve"> </w:t>
-      </w:r>
-      <w:proofErr w:type="spellStart"/>
-      <w:r>
-        <w:t>và</w:t>
-      </w:r>
-      <w:proofErr w:type="spellEnd"/>
-      <w:r>
-        <w:t xml:space="preserve"> </w:t>
-      </w:r>
-      <w:proofErr w:type="spellStart"/>
-      <w:r>
-        <w:t>đăng</w:t>
-      </w:r>
-      <w:proofErr w:type="spellEnd"/>
-      <w:r>
-        <w:t xml:space="preserve"> </w:t>
-      </w:r>
-      <w:proofErr w:type="spellStart"/>
-      <w:r>
-        <w:t>ký</w:t>
-      </w:r>
-      <w:proofErr w:type="spellEnd"/>
-    </w:p>
-    <w:p>
-      <w:pPr>
-        <w:numPr>
-          <w:ilvl w:val="0"/>
-          <w:numId w:val="12"/>
-        </w:numPr>
-      </w:pPr>
-      <w:proofErr w:type="spellStart"/>
-      <w:r>
-        <w:t>Giảng</w:t>
-      </w:r>
-      <w:proofErr w:type="spellEnd"/>
-      <w:r>
-        <w:t xml:space="preserve"> </w:t>
-      </w:r>
-      <w:proofErr w:type="spellStart"/>
-      <w:r>
-        <w:t>viên</w:t>
-      </w:r>
-      <w:proofErr w:type="spellEnd"/>
-      <w:r>
-        <w:t xml:space="preserve"> </w:t>
-      </w:r>
-      <w:proofErr w:type="spellStart"/>
-      <w:r>
-        <w:t>duyệt</w:t>
-      </w:r>
-      <w:proofErr w:type="spellEnd"/>
-    </w:p>
-    <w:p>
-      <w:pPr>
-        <w:numPr>
-          <w:ilvl w:val="0"/>
-          <w:numId w:val="12"/>
-        </w:numPr>
-      </w:pPr>
-      <w:r>
-        <w:t xml:space="preserve">Sinh </w:t>
-      </w:r>
-      <w:proofErr w:type="spellStart"/>
-      <w:r>
-        <w:t>viên</w:t>
-      </w:r>
-      <w:proofErr w:type="spellEnd"/>
-      <w:r>
-        <w:t xml:space="preserve"> </w:t>
-      </w:r>
-      <w:proofErr w:type="spellStart"/>
-      <w:r>
-        <w:t>thực</w:t>
-      </w:r>
-      <w:proofErr w:type="spellEnd"/>
-      <w:r>
-        <w:t xml:space="preserve"> </w:t>
-      </w:r>
-      <w:proofErr w:type="spellStart"/>
-      <w:r>
-        <w:t>hiện</w:t>
-      </w:r>
-      <w:proofErr w:type="spellEnd"/>
-      <w:r>
-        <w:t xml:space="preserve"> </w:t>
-      </w:r>
-      <w:proofErr w:type="spellStart"/>
-      <w:r>
-        <w:t>đồ</w:t>
-      </w:r>
-      <w:proofErr w:type="spellEnd"/>
-      <w:r>
-        <w:t xml:space="preserve"> </w:t>
-      </w:r>
-      <w:proofErr w:type="spellStart"/>
-      <w:r>
-        <w:t>án</w:t>
-      </w:r>
-      <w:proofErr w:type="spellEnd"/>
-    </w:p>
-    <w:p>
-      <w:pPr>
-        <w:numPr>
-          <w:ilvl w:val="0"/>
-          <w:numId w:val="12"/>
-        </w:numPr>
-      </w:pPr>
-      <w:r>
-        <w:t xml:space="preserve">Upload </w:t>
-      </w:r>
-      <w:proofErr w:type="spellStart"/>
-      <w:r>
-        <w:t>báo</w:t>
-      </w:r>
-      <w:proofErr w:type="spellEnd"/>
-      <w:r>
-        <w:t xml:space="preserve"> </w:t>
-      </w:r>
-      <w:proofErr w:type="spellStart"/>
-      <w:r>
-        <w:t>cáo</w:t>
-      </w:r>
-      <w:proofErr w:type="spellEnd"/>
-    </w:p>
-    <w:p>
-      <w:pPr>
-        <w:numPr>
-          <w:ilvl w:val="0"/>
-          <w:numId w:val="12"/>
-        </w:numPr>
-      </w:pPr>
-      <w:proofErr w:type="spellStart"/>
-      <w:r>
-        <w:t>Giảng</w:t>
-      </w:r>
-      <w:proofErr w:type="spellEnd"/>
-      <w:r>
-        <w:t xml:space="preserve"> </w:t>
-      </w:r>
-      <w:proofErr w:type="spellStart"/>
-      <w:r>
-        <w:t>viên</w:t>
-      </w:r>
-      <w:proofErr w:type="spellEnd"/>
-      <w:r>
-        <w:t xml:space="preserve"> </w:t>
-      </w:r>
-      <w:proofErr w:type="spellStart"/>
-      <w:r>
-        <w:t>chấm</w:t>
-      </w:r>
-      <w:proofErr w:type="spellEnd"/>
-      <w:r>
-        <w:t xml:space="preserve"> </w:t>
-      </w:r>
-      <w:proofErr w:type="spellStart"/>
-      <w:r>
-        <w:t>điểm</w:t>
-      </w:r>
-      <w:proofErr w:type="spellEnd"/>
-    </w:p>
-    <w:p>
-      <w:pPr>
-        <w:numPr>
-          <w:ilvl w:val="0"/>
-          <w:numId w:val="12"/>
-        </w:numPr>
-      </w:pPr>
-      <w:r>
-        <w:lastRenderedPageBreak/>
-        <w:t xml:space="preserve">Sinh </w:t>
-      </w:r>
-      <w:proofErr w:type="spellStart"/>
-      <w:r>
-        <w:t>viên</w:t>
-      </w:r>
-      <w:proofErr w:type="spellEnd"/>
-      <w:r>
-        <w:t xml:space="preserve"> </w:t>
-      </w:r>
-      <w:proofErr w:type="spellStart"/>
-      <w:r>
-        <w:t>xem</w:t>
-      </w:r>
-      <w:proofErr w:type="spellEnd"/>
-      <w:r>
-        <w:t xml:space="preserve"> </w:t>
-      </w:r>
-      <w:proofErr w:type="spellStart"/>
-      <w:r>
-        <w:t>kết</w:t>
-      </w:r>
-      <w:proofErr w:type="spellEnd"/>
-      <w:r>
-        <w:t xml:space="preserve"> </w:t>
-      </w:r>
-      <w:proofErr w:type="spellStart"/>
-      <w:r>
-        <w:t>quả</w:t>
-      </w:r>
-      <w:proofErr w:type="spellEnd"/>
-    </w:p>
-    <w:p>
-      <w:r>
-        <w:pict w14:anchorId="31820736">
-          <v:rect id="_x0000_i1120" style="width:0;height:1.5pt" o:hralign="center" o:hrstd="t" o:hr="t" fillcolor="#a0a0a0" stroked="f"/>
-        </w:pict>
-      </w:r>
-    </w:p>
-    <w:p>
-      <w:pPr>
-        <w:rPr>
-          <w:b/>
-          <w:bCs/>
-        </w:rPr>
-      </w:pPr>
-      <w:r>
-        <w:rPr>
-          <w:b/>
-          <w:bCs/>
-        </w:rPr>
-        <w:t>4️</w:t>
-      </w:r>
-      <w:r>
-        <w:rPr>
-          <w:rFonts w:ascii="Segoe UI Symbol" w:hAnsi="Segoe UI Symbol" w:cs="Segoe UI Symbol"/>
-          <w:b/>
-          <w:bCs/>
-        </w:rPr>
-        <w:t>⃣</w:t>
-      </w:r>
-      <w:r>
-        <w:rPr>
-          <w:b/>
-          <w:bCs/>
-        </w:rPr>
-        <w:t xml:space="preserve"> Database </w:t>
-      </w:r>
-      <w:proofErr w:type="spellStart"/>
-      <w:r>
-        <w:rPr>
-          <w:b/>
-          <w:bCs/>
-        </w:rPr>
-        <w:t>cơ</w:t>
-      </w:r>
-      <w:proofErr w:type="spellEnd"/>
-      <w:r>
-        <w:rPr>
-          <w:b/>
-          <w:bCs/>
-        </w:rPr>
-        <w:t xml:space="preserve"> </w:t>
-      </w:r>
-      <w:proofErr w:type="spellStart"/>
-      <w:r>
-        <w:rPr>
-          <w:b/>
-          <w:bCs/>
-        </w:rPr>
-        <w:t>bản</w:t>
-      </w:r>
-      <w:proofErr w:type="spellEnd"/>
-      <w:r>
-        <w:rPr>
-          <w:b/>
-          <w:bCs/>
-        </w:rPr>
-        <w:t xml:space="preserve"> (</w:t>
-      </w:r>
-      <w:proofErr w:type="spellStart"/>
-      <w:r>
-        <w:rPr>
-          <w:b/>
-          <w:bCs/>
-        </w:rPr>
-        <w:t>gợi</w:t>
-      </w:r>
-      <w:proofErr w:type="spellEnd"/>
-      <w:r>
-        <w:rPr>
-          <w:b/>
-          <w:bCs/>
-        </w:rPr>
-        <w:t xml:space="preserve"> ý)</w:t>
-      </w:r>
-    </w:p>
-    <w:p>
-      <w:pPr>
-        <w:numPr>
-          <w:ilvl w:val="0"/>
-          <w:numId w:val="13"/>
-        </w:numPr>
-      </w:pPr>
-      <w:r>
-        <w:t>Account</w:t>
-      </w:r>
-    </w:p>
-    <w:p>
-      <w:pPr>
-        <w:numPr>
-          <w:ilvl w:val="0"/>
-          <w:numId w:val="13"/>
-        </w:numPr>
-      </w:pPr>
-      <w:r>
-        <w:t>Student</w:t>
-      </w:r>
-    </w:p>
-    <w:p>
-      <w:pPr>
-        <w:numPr>
-          <w:ilvl w:val="0"/>
-          <w:numId w:val="13"/>
-        </w:numPr>
-      </w:pPr>
-      <w:r>
-        <w:t>Lecturer</w:t>
-      </w:r>
-    </w:p>
-    <w:p>
-      <w:pPr>
-        <w:numPr>
-          <w:ilvl w:val="0"/>
-          <w:numId w:val="13"/>
-        </w:numPr>
-      </w:pPr>
-      <w:r>
-        <w:t>Topic</w:t>
-      </w:r>
-    </w:p>
-    <w:p>
-      <w:pPr>
-        <w:numPr>
-          <w:ilvl w:val="0"/>
-          <w:numId w:val="13"/>
-        </w:numPr>
-      </w:pPr>
-      <w:r>
-        <w:t>Registration</w:t>
-      </w:r>
-    </w:p>
-    <w:p>
-      <w:pPr>
-        <w:numPr>
-          <w:ilvl w:val="0"/>
-          <w:numId w:val="13"/>
-        </w:numPr>
-      </w:pPr>
-      <w:r>
-        <w:t>Progress</w:t>
-      </w:r>
-    </w:p>
-    <w:p>
-      <w:pPr>
-        <w:numPr>
-          <w:ilvl w:val="0"/>
-          <w:numId w:val="13"/>
-        </w:numPr>
-      </w:pPr>
-      <w:r>
-        <w:t>Submission</w:t>
-      </w:r>
-    </w:p>
-    <w:p>
-      <w:pPr>
-        <w:numPr>
-          <w:ilvl w:val="0"/>
-          <w:numId w:val="13"/>
-        </w:numPr>
-      </w:pPr>
-      <w:r>
-        <w:t>Grade</w:t>
-      </w:r>
-    </w:p>
-    <w:p>
-      <w:r>
-        <w:pict w14:anchorId="645B6587">
-          <v:rect id="_x0000_i1121" style="width:0;height:1.5pt" o:hralign="center" o:hrstd="t" o:hr="t" fillcolor="#a0a0a0" stroked="f"/>
-        </w:pict>
-      </w:r>
-    </w:p>
-    <w:p>
-      <w:pPr>
-        <w:rPr>
-          <w:b/>
-          <w:bCs/>
-        </w:rPr>
-      </w:pPr>
-      <w:r>
-        <w:rPr>
-          <w:b/>
-          <w:bCs/>
-        </w:rPr>
-        <w:t>5️</w:t>
-      </w:r>
-      <w:r>
-        <w:rPr>
-          <w:rFonts w:ascii="Segoe UI Symbol" w:hAnsi="Segoe UI Symbol" w:cs="Segoe UI Symbol"/>
-          <w:b/>
-          <w:bCs/>
-        </w:rPr>
-        <w:t>⃣</w:t>
-      </w:r>
-      <w:r>
-        <w:rPr>
-          <w:b/>
-          <w:bCs/>
-        </w:rPr>
-        <w:t xml:space="preserve"> </w:t>
-      </w:r>
-      <w:proofErr w:type="spellStart"/>
-      <w:r>
-        <w:rPr>
-          <w:b/>
-          <w:bCs/>
-        </w:rPr>
-        <w:t>Sơ</w:t>
-      </w:r>
-      <w:proofErr w:type="spellEnd"/>
-      <w:r>
-        <w:rPr>
-          <w:b/>
-          <w:bCs/>
-        </w:rPr>
-        <w:t xml:space="preserve"> </w:t>
-      </w:r>
-      <w:proofErr w:type="spellStart"/>
-      <w:r>
-        <w:rPr>
-          <w:b/>
-          <w:bCs/>
-        </w:rPr>
-        <w:t>đồ</w:t>
-      </w:r>
-      <w:proofErr w:type="spellEnd"/>
-      <w:r>
-        <w:rPr>
-          <w:b/>
-          <w:bCs/>
-        </w:rPr>
-        <w:t xml:space="preserve"> </w:t>
-      </w:r>
-      <w:proofErr w:type="spellStart"/>
-      <w:r>
-        <w:rPr>
-          <w:b/>
-          <w:bCs/>
-        </w:rPr>
-        <w:t>luồng</w:t>
-      </w:r>
-      <w:proofErr w:type="spellEnd"/>
-      <w:r>
-        <w:rPr>
-          <w:b/>
-          <w:bCs/>
-        </w:rPr>
-        <w:t xml:space="preserve"> </w:t>
-      </w:r>
-      <w:proofErr w:type="spellStart"/>
-      <w:r>
-        <w:rPr>
-          <w:b/>
-          <w:bCs/>
-        </w:rPr>
-        <w:t>đơn</w:t>
-      </w:r>
-      <w:proofErr w:type="spellEnd"/>
-      <w:r>
-        <w:rPr>
-          <w:b/>
-          <w:bCs/>
-        </w:rPr>
-        <w:t xml:space="preserve"> </w:t>
-      </w:r>
-      <w:proofErr w:type="spellStart"/>
-      <w:r>
-        <w:rPr>
-          <w:b/>
-          <w:bCs/>
-        </w:rPr>
-        <w:t>giản</w:t>
-      </w:r>
-      <w:proofErr w:type="spellEnd"/>
-      <w:r>
-        <w:rPr>
-          <w:b/>
-          <w:bCs/>
-        </w:rPr>
-        <w:t xml:space="preserve"> (</w:t>
-      </w:r>
-      <w:proofErr w:type="spellStart"/>
-      <w:r>
-        <w:rPr>
-          <w:b/>
-          <w:bCs/>
-        </w:rPr>
-        <w:t>dạng</w:t>
-      </w:r>
-      <w:proofErr w:type="spellEnd"/>
-      <w:r>
-        <w:rPr>
-          <w:b/>
-          <w:bCs/>
-        </w:rPr>
-        <w:t xml:space="preserve"> </w:t>
-      </w:r>
-      <w:proofErr w:type="spellStart"/>
-      <w:r>
-        <w:rPr>
-          <w:b/>
-          <w:bCs/>
-        </w:rPr>
-        <w:t>chữ</w:t>
-      </w:r>
-      <w:proofErr w:type="spellEnd"/>
-      <w:r>
-        <w:rPr>
-          <w:b/>
-          <w:bCs/>
-        </w:rPr>
-        <w:t>)</w:t>
-      </w:r>
-    </w:p>
-    <w:p>
-      <w:r>
-        <w:t>Login</w:t>
-      </w:r>
-    </w:p>
-    <w:p>
-      <w:r>
-        <w:t xml:space="preserve">   ↓</w:t>
-      </w:r>
-    </w:p>
-    <w:p>
-      <w:r>
-        <w:t>Dashboard (role)</w:t>
-      </w:r>
-    </w:p>
-    <w:p>
-      <w:r>
-        <w:t xml:space="preserve">   ↓</w:t>
-      </w:r>
-    </w:p>
-    <w:p>
-      <w:r>
-        <w:t>[Student] → View Topic → Register → Do Project → Submit → View Grade</w:t>
-      </w:r>
-    </w:p>
-    <w:p>
-      <w:r>
-        <w:t>[Lecturer] → Create Topic → Approve → Review → Grade</w:t>
-      </w:r>
-    </w:p>
-    <w:p>
-      <w:r>
-        <w:t>[Admin] → Manage Account → Control System</w:t>
-      </w:r>
-    </w:p>
-    <w:p>
-      <w:r>
-        <w:pict w14:anchorId="2152CDC0">
-          <v:rect id="_x0000_i1122" style="width:0;height:1.5pt" o:hralign="center" o:hrstd="t" o:hr="t" fillcolor="#a0a0a0" stroked="f"/>
-        </w:pict>
-      </w:r>
-    </w:p>
-    <w:p>
-      <w:proofErr w:type="spellStart"/>
-      <w:r>
-        <w:t>Nếu</w:t>
-      </w:r>
-      <w:proofErr w:type="spellEnd"/>
-      <w:r>
-        <w:t xml:space="preserve"> </w:t>
-      </w:r>
-      <w:proofErr w:type="spellStart"/>
-      <w:r>
-        <w:t>bạn</w:t>
-      </w:r>
-      <w:proofErr w:type="spellEnd"/>
-      <w:r>
-        <w:t xml:space="preserve"> </w:t>
-      </w:r>
-      <w:proofErr w:type="spellStart"/>
-      <w:r>
-        <w:t>muốn</w:t>
-      </w:r>
-      <w:proofErr w:type="spellEnd"/>
-      <w:r>
-        <w:t xml:space="preserve"> </w:t>
-      </w:r>
-      <w:proofErr w:type="spellStart"/>
-      <w:r>
-        <w:t>mình</w:t>
-      </w:r>
-      <w:proofErr w:type="spellEnd"/>
-      <w:r>
-        <w:t xml:space="preserve"> </w:t>
-      </w:r>
-      <w:proofErr w:type="spellStart"/>
-      <w:r>
-        <w:t>vẽ</w:t>
-      </w:r>
-      <w:proofErr w:type="spellEnd"/>
-      <w:r>
-        <w:t xml:space="preserve"> </w:t>
-      </w:r>
-      <w:proofErr w:type="spellStart"/>
-      <w:r>
-        <w:t>cho</w:t>
-      </w:r>
-      <w:proofErr w:type="spellEnd"/>
-      <w:r>
-        <w:t xml:space="preserve"> </w:t>
-      </w:r>
-      <w:proofErr w:type="spellStart"/>
-      <w:r>
-        <w:t>bạn</w:t>
-      </w:r>
-      <w:proofErr w:type="spellEnd"/>
-      <w:r>
-        <w:t>:</w:t>
-      </w:r>
-    </w:p>
-    <w:p>
-      <w:pPr>
-        <w:numPr>
-          <w:ilvl w:val="0"/>
-          <w:numId w:val="14"/>
-        </w:numPr>
-      </w:pPr>
-      <w:r>
-        <w:rPr>
-          <w:rFonts w:ascii="Segoe UI Symbol" w:hAnsi="Segoe UI Symbol" w:cs="Segoe UI Symbol"/>
-        </w:rPr>
-        <w:t>✔</w:t>
-      </w:r>
-      <w:r>
-        <w:t xml:space="preserve"> </w:t>
-      </w:r>
-      <w:proofErr w:type="spellStart"/>
-      <w:r>
-        <w:t>Sơ</w:t>
-      </w:r>
-      <w:proofErr w:type="spellEnd"/>
-      <w:r>
-        <w:t xml:space="preserve"> </w:t>
-      </w:r>
-      <w:proofErr w:type="spellStart"/>
-      <w:r>
-        <w:t>đồ</w:t>
-      </w:r>
-      <w:proofErr w:type="spellEnd"/>
-      <w:r>
-        <w:t xml:space="preserve"> Use Case</w:t>
-      </w:r>
-    </w:p>
-    <w:p>
-      <w:pPr>
-        <w:numPr>
-          <w:ilvl w:val="0"/>
-          <w:numId w:val="14"/>
-        </w:numPr>
-      </w:pPr>
-      <w:r>
-        <w:rPr>
-          <w:rFonts w:ascii="Segoe UI Symbol" w:hAnsi="Segoe UI Symbol" w:cs="Segoe UI Symbol"/>
-        </w:rPr>
-        <w:t>✔</w:t>
-      </w:r>
-      <w:r>
-        <w:t xml:space="preserve"> </w:t>
-      </w:r>
-      <w:proofErr w:type="spellStart"/>
-      <w:r>
-        <w:t>Sơ</w:t>
-      </w:r>
-      <w:proofErr w:type="spellEnd"/>
-      <w:r>
-        <w:t xml:space="preserve"> </w:t>
-      </w:r>
-      <w:proofErr w:type="spellStart"/>
-      <w:r>
-        <w:t>đồ</w:t>
-      </w:r>
-      <w:proofErr w:type="spellEnd"/>
-      <w:r>
-        <w:t xml:space="preserve"> Sequence</w:t>
-      </w:r>
-    </w:p>
-    <w:p>
-      <w:pPr>
-        <w:numPr>
-          <w:ilvl w:val="0"/>
-          <w:numId w:val="14"/>
-        </w:numPr>
-      </w:pPr>
-      <w:r>
-        <w:rPr>
-          <w:rFonts w:ascii="Segoe UI Symbol" w:hAnsi="Segoe UI Symbol" w:cs="Segoe UI Symbol"/>
-        </w:rPr>
-        <w:t>✔</w:t>
-      </w:r>
-      <w:r>
-        <w:t xml:space="preserve"> </w:t>
-      </w:r>
-      <w:proofErr w:type="spellStart"/>
-      <w:r>
-        <w:t>Sơ</w:t>
-      </w:r>
-      <w:proofErr w:type="spellEnd"/>
-      <w:r>
-        <w:t xml:space="preserve"> </w:t>
-      </w:r>
-      <w:proofErr w:type="spellStart"/>
-      <w:r>
-        <w:t>đồ</w:t>
-      </w:r>
-      <w:proofErr w:type="spellEnd"/>
-      <w:r>
-        <w:t xml:space="preserve"> Activity</w:t>
-      </w:r>
-    </w:p>
-    <w:p>
-      <w:pPr>
-        <w:numPr>
-          <w:ilvl w:val="0"/>
-          <w:numId w:val="14"/>
-        </w:numPr>
-      </w:pPr>
-      <w:r>
-        <w:rPr>
-          <w:rFonts w:ascii="Segoe UI Symbol" w:hAnsi="Segoe UI Symbol" w:cs="Segoe UI Symbol"/>
-        </w:rPr>
-        <w:lastRenderedPageBreak/>
-        <w:t>✔</w:t>
-      </w:r>
-      <w:r>
-        <w:t xml:space="preserve"> </w:t>
-      </w:r>
-      <w:proofErr w:type="spellStart"/>
-      <w:r>
-        <w:t>Hoặc</w:t>
-      </w:r>
-      <w:proofErr w:type="spellEnd"/>
-      <w:r>
-        <w:t xml:space="preserve"> </w:t>
-      </w:r>
-      <w:proofErr w:type="spellStart"/>
-      <w:r>
-        <w:t>viết</w:t>
-      </w:r>
-      <w:proofErr w:type="spellEnd"/>
-      <w:r>
-        <w:t xml:space="preserve"> </w:t>
-      </w:r>
-      <w:proofErr w:type="spellStart"/>
-      <w:r>
-        <w:t>phần</w:t>
-      </w:r>
-      <w:proofErr w:type="spellEnd"/>
-      <w:r>
-        <w:t xml:space="preserve"> </w:t>
-      </w:r>
-      <w:proofErr w:type="spellStart"/>
-      <w:r>
-        <w:t>mô</w:t>
-      </w:r>
-      <w:proofErr w:type="spellEnd"/>
-      <w:r>
-        <w:t xml:space="preserve"> </w:t>
-      </w:r>
-      <w:proofErr w:type="spellStart"/>
-      <w:r>
-        <w:t>tả</w:t>
-      </w:r>
-      <w:proofErr w:type="spellEnd"/>
-      <w:r>
-        <w:t xml:space="preserve"> </w:t>
-      </w:r>
-      <w:proofErr w:type="spellStart"/>
-      <w:r>
-        <w:t>để</w:t>
-      </w:r>
-      <w:proofErr w:type="spellEnd"/>
-      <w:r>
-        <w:t xml:space="preserve"> </w:t>
-      </w:r>
-      <w:proofErr w:type="spellStart"/>
-      <w:r>
-        <w:t>đưa</w:t>
-      </w:r>
-      <w:proofErr w:type="spellEnd"/>
-      <w:r>
-        <w:t xml:space="preserve"> </w:t>
-      </w:r>
-      <w:proofErr w:type="spellStart"/>
-      <w:r>
-        <w:t>vào</w:t>
-      </w:r>
-      <w:proofErr w:type="spellEnd"/>
-      <w:r>
-        <w:t xml:space="preserve"> </w:t>
-      </w:r>
-      <w:proofErr w:type="spellStart"/>
-      <w:r>
-        <w:t>báo</w:t>
-      </w:r>
-      <w:proofErr w:type="spellEnd"/>
-      <w:r>
-        <w:t xml:space="preserve"> </w:t>
-      </w:r>
-      <w:proofErr w:type="spellStart"/>
-      <w:r>
-        <w:t>cáo</w:t>
-      </w:r>
-      <w:proofErr w:type="spellEnd"/>
     </w:p>
     <w:p/>
     <w:sectPr>
@@ -3557,7 +2921,7 @@
   <w:abstractNum w:abstractNumId="0" w15:restartNumberingAfterBreak="0">
     <w:nsid w:val="05CA460B"/>
     <w:multiLevelType w:val="multilevel"/>
-    <w:tmpl w:val="8E26CEE0"/>
+    <w:tmpl w:val="4860F6F0"/>
     <w:lvl w:ilvl="0">
       <w:start w:val="1"/>
       <w:numFmt w:val="bullet"/>
@@ -3606,23 +2970,19 @@
         <w:sz w:val="20"/>
       </w:rPr>
     </w:lvl>
-    <w:lvl w:ilvl="3" w:tentative="1">
-      <w:start w:val="1"/>
-      <w:numFmt w:val="bullet"/>
-      <w:lvlText w:val=""/>
-      <w:lvlJc w:val="left"/>
-      <w:pPr>
-        <w:tabs>
-          <w:tab w:val="num" w:pos="2880"/>
-        </w:tabs>
+    <w:lvl w:ilvl="3">
+      <w:start w:val="1"/>
+      <w:numFmt w:val="bullet"/>
+      <w:lvlText w:val="-"/>
+      <w:lvlJc w:val="left"/>
+      <w:pPr>
         <w:ind w:left="2880" w:hanging="360"/>
       </w:pPr>
       <w:rPr>
-        <w:rFonts w:ascii="Wingdings" w:hAnsi="Wingdings" w:hint="default"/>
-        <w:sz w:val="20"/>
-      </w:rPr>
-    </w:lvl>
-    <w:lvl w:ilvl="4" w:tentative="1">
+        <w:rFonts w:ascii="Aptos" w:eastAsiaTheme="minorHAnsi" w:hAnsi="Aptos" w:cstheme="minorBidi" w:hint="default"/>
+      </w:rPr>
+    </w:lvl>
+    <w:lvl w:ilvl="4">
       <w:start w:val="1"/>
       <w:numFmt w:val="bullet"/>
       <w:lvlText w:val=""/>
@@ -4562,6 +3922,119 @@
     </w:lvl>
   </w:abstractNum>
   <w:abstractNum w:abstractNumId="7" w15:restartNumberingAfterBreak="0">
+    <w:nsid w:val="4FFE067D"/>
+    <w:multiLevelType w:val="hybridMultilevel"/>
+    <w:tmpl w:val="05A4AB44"/>
+    <w:lvl w:ilvl="0" w:tplc="DAF43E22">
+      <w:start w:val="1"/>
+      <w:numFmt w:val="bullet"/>
+      <w:lvlText w:val="-"/>
+      <w:lvlJc w:val="left"/>
+      <w:pPr>
+        <w:ind w:left="1800" w:hanging="360"/>
+      </w:pPr>
+      <w:rPr>
+        <w:rFonts w:ascii="Aptos" w:eastAsiaTheme="minorHAnsi" w:hAnsi="Aptos" w:cstheme="minorBidi" w:hint="default"/>
+      </w:rPr>
+    </w:lvl>
+    <w:lvl w:ilvl="1" w:tplc="04090003" w:tentative="1">
+      <w:start w:val="1"/>
+      <w:numFmt w:val="bullet"/>
+      <w:lvlText w:val="o"/>
+      <w:lvlJc w:val="left"/>
+      <w:pPr>
+        <w:ind w:left="2520" w:hanging="360"/>
+      </w:pPr>
+      <w:rPr>
+        <w:rFonts w:ascii="Courier New" w:hAnsi="Courier New" w:cs="Courier New" w:hint="default"/>
+      </w:rPr>
+    </w:lvl>
+    <w:lvl w:ilvl="2" w:tplc="04090005" w:tentative="1">
+      <w:start w:val="1"/>
+      <w:numFmt w:val="bullet"/>
+      <w:lvlText w:val=""/>
+      <w:lvlJc w:val="left"/>
+      <w:pPr>
+        <w:ind w:left="3240" w:hanging="360"/>
+      </w:pPr>
+      <w:rPr>
+        <w:rFonts w:ascii="Wingdings" w:hAnsi="Wingdings" w:hint="default"/>
+      </w:rPr>
+    </w:lvl>
+    <w:lvl w:ilvl="3" w:tplc="04090001" w:tentative="1">
+      <w:start w:val="1"/>
+      <w:numFmt w:val="bullet"/>
+      <w:lvlText w:val=""/>
+      <w:lvlJc w:val="left"/>
+      <w:pPr>
+        <w:ind w:left="3960" w:hanging="360"/>
+      </w:pPr>
+      <w:rPr>
+        <w:rFonts w:ascii="Symbol" w:hAnsi="Symbol" w:hint="default"/>
+      </w:rPr>
+    </w:lvl>
+    <w:lvl w:ilvl="4" w:tplc="04090003" w:tentative="1">
+      <w:start w:val="1"/>
+      <w:numFmt w:val="bullet"/>
+      <w:lvlText w:val="o"/>
+      <w:lvlJc w:val="left"/>
+      <w:pPr>
+        <w:ind w:left="4680" w:hanging="360"/>
+      </w:pPr>
+      <w:rPr>
+        <w:rFonts w:ascii="Courier New" w:hAnsi="Courier New" w:cs="Courier New" w:hint="default"/>
+      </w:rPr>
+    </w:lvl>
+    <w:lvl w:ilvl="5" w:tplc="04090005" w:tentative="1">
+      <w:start w:val="1"/>
+      <w:numFmt w:val="bullet"/>
+      <w:lvlText w:val=""/>
+      <w:lvlJc w:val="left"/>
+      <w:pPr>
+        <w:ind w:left="5400" w:hanging="360"/>
+      </w:pPr>
+      <w:rPr>
+        <w:rFonts w:ascii="Wingdings" w:hAnsi="Wingdings" w:hint="default"/>
+      </w:rPr>
+    </w:lvl>
+    <w:lvl w:ilvl="6" w:tplc="04090001" w:tentative="1">
+      <w:start w:val="1"/>
+      <w:numFmt w:val="bullet"/>
+      <w:lvlText w:val=""/>
+      <w:lvlJc w:val="left"/>
+      <w:pPr>
+        <w:ind w:left="6120" w:hanging="360"/>
+      </w:pPr>
+      <w:rPr>
+        <w:rFonts w:ascii="Symbol" w:hAnsi="Symbol" w:hint="default"/>
+      </w:rPr>
+    </w:lvl>
+    <w:lvl w:ilvl="7" w:tplc="04090003" w:tentative="1">
+      <w:start w:val="1"/>
+      <w:numFmt w:val="bullet"/>
+      <w:lvlText w:val="o"/>
+      <w:lvlJc w:val="left"/>
+      <w:pPr>
+        <w:ind w:left="6840" w:hanging="360"/>
+      </w:pPr>
+      <w:rPr>
+        <w:rFonts w:ascii="Courier New" w:hAnsi="Courier New" w:cs="Courier New" w:hint="default"/>
+      </w:rPr>
+    </w:lvl>
+    <w:lvl w:ilvl="8" w:tplc="04090005" w:tentative="1">
+      <w:start w:val="1"/>
+      <w:numFmt w:val="bullet"/>
+      <w:lvlText w:val=""/>
+      <w:lvlJc w:val="left"/>
+      <w:pPr>
+        <w:ind w:left="7560" w:hanging="360"/>
+      </w:pPr>
+      <w:rPr>
+        <w:rFonts w:ascii="Wingdings" w:hAnsi="Wingdings" w:hint="default"/>
+      </w:rPr>
+    </w:lvl>
+  </w:abstractNum>
+  <w:abstractNum w:abstractNumId="8" w15:restartNumberingAfterBreak="0">
     <w:nsid w:val="512F380B"/>
     <w:multiLevelType w:val="multilevel"/>
     <w:tmpl w:val="9488B316"/>
@@ -4710,7 +4183,7 @@
       </w:rPr>
     </w:lvl>
   </w:abstractNum>
-  <w:abstractNum w:abstractNumId="8" w15:restartNumberingAfterBreak="0">
+  <w:abstractNum w:abstractNumId="9" w15:restartNumberingAfterBreak="0">
     <w:nsid w:val="5318073C"/>
     <w:multiLevelType w:val="multilevel"/>
     <w:tmpl w:val="98B6FA12"/>
@@ -4859,7 +4332,7 @@
       </w:rPr>
     </w:lvl>
   </w:abstractNum>
-  <w:abstractNum w:abstractNumId="9" w15:restartNumberingAfterBreak="0">
+  <w:abstractNum w:abstractNumId="10" w15:restartNumberingAfterBreak="0">
     <w:nsid w:val="59B67756"/>
     <w:multiLevelType w:val="multilevel"/>
     <w:tmpl w:val="FB28F44A"/>
@@ -5008,7 +4481,7 @@
       </w:rPr>
     </w:lvl>
   </w:abstractNum>
-  <w:abstractNum w:abstractNumId="10" w15:restartNumberingAfterBreak="0">
+  <w:abstractNum w:abstractNumId="11" w15:restartNumberingAfterBreak="0">
     <w:nsid w:val="5F451DAB"/>
     <w:multiLevelType w:val="multilevel"/>
     <w:tmpl w:val="D980BE4C"/>
@@ -5157,7 +4630,7 @@
       </w:rPr>
     </w:lvl>
   </w:abstractNum>
-  <w:abstractNum w:abstractNumId="11" w15:restartNumberingAfterBreak="0">
+  <w:abstractNum w:abstractNumId="12" w15:restartNumberingAfterBreak="0">
     <w:nsid w:val="680E294A"/>
     <w:multiLevelType w:val="multilevel"/>
     <w:tmpl w:val="82E8A150"/>
@@ -5306,7 +4779,7 @@
       </w:rPr>
     </w:lvl>
   </w:abstractNum>
-  <w:abstractNum w:abstractNumId="12" w15:restartNumberingAfterBreak="0">
+  <w:abstractNum w:abstractNumId="13" w15:restartNumberingAfterBreak="0">
     <w:nsid w:val="6B125E5E"/>
     <w:multiLevelType w:val="multilevel"/>
     <w:tmpl w:val="FEA82B80"/>
@@ -5455,7 +4928,7 @@
       </w:rPr>
     </w:lvl>
   </w:abstractNum>
-  <w:abstractNum w:abstractNumId="13" w15:restartNumberingAfterBreak="0">
+  <w:abstractNum w:abstractNumId="14" w15:restartNumberingAfterBreak="0">
     <w:nsid w:val="6FD21428"/>
     <w:multiLevelType w:val="multilevel"/>
     <w:tmpl w:val="082CC406"/>
@@ -5605,16 +5078,16 @@
     </w:lvl>
   </w:abstractNum>
   <w:num w:numId="1" w16cid:durableId="525095123">
-    <w:abstractNumId w:val="8"/>
+    <w:abstractNumId w:val="9"/>
   </w:num>
   <w:num w:numId="2" w16cid:durableId="210581437">
-    <w:abstractNumId w:val="12"/>
+    <w:abstractNumId w:val="13"/>
   </w:num>
   <w:num w:numId="3" w16cid:durableId="2089427054">
     <w:abstractNumId w:val="0"/>
   </w:num>
   <w:num w:numId="4" w16cid:durableId="2019848811">
-    <w:abstractNumId w:val="7"/>
+    <w:abstractNumId w:val="8"/>
   </w:num>
   <w:num w:numId="5" w16cid:durableId="1113668729">
     <w:abstractNumId w:val="5"/>
@@ -5629,13 +5102,13 @@
     <w:abstractNumId w:val="6"/>
   </w:num>
   <w:num w:numId="9" w16cid:durableId="1422141107">
-    <w:abstractNumId w:val="13"/>
+    <w:abstractNumId w:val="14"/>
   </w:num>
   <w:num w:numId="10" w16cid:durableId="829566524">
-    <w:abstractNumId w:val="9"/>
+    <w:abstractNumId w:val="10"/>
   </w:num>
   <w:num w:numId="11" w16cid:durableId="2010794339">
-    <w:abstractNumId w:val="11"/>
+    <w:abstractNumId w:val="12"/>
   </w:num>
   <w:num w:numId="12" w16cid:durableId="1215237064">
     <w:abstractNumId w:val="1"/>
@@ -5644,7 +5117,10 @@
     <w:abstractNumId w:val="2"/>
   </w:num>
   <w:num w:numId="14" w16cid:durableId="2056201297">
-    <w:abstractNumId w:val="10"/>
+    <w:abstractNumId w:val="11"/>
+  </w:num>
+  <w:num w:numId="15" w16cid:durableId="668601550">
+    <w:abstractNumId w:val="7"/>
   </w:num>
 </w:numbering>
 </file>
@@ -6252,6 +5728,7 @@
   <w:style w:type="character" w:default="1" w:styleId="DefaultParagraphFont">
     <w:name w:val="Default Paragraph Font"/>
     <w:uiPriority w:val="1"/>
+    <w:semiHidden/>
     <w:unhideWhenUsed/>
   </w:style>
   <w:style w:type="table" w:default="1" w:styleId="TableNormal">
